--- a/paper/submission/full_paper.docx
+++ b/paper/submission/full_paper.docx
@@ -13,31 +13,19 @@
     <w:p>
       <w:pPr/>
       <w:r>
-        <w:t>Manuscript type: empirical, exploratory research report</w:t>
+        <w:t>Author: Imran Zakirov</w:t>
       </w:r>
     </w:p>
     <w:p>
       <w:pPr/>
       <w:r>
-        <w:t>Project: AiResearch / When Secure-Code Repair Fails</w:t>
+        <w:t>Affiliation: Independent student researcher (no institutional affiliation), Bishkek, Kyrgyzstan</w:t>
       </w:r>
     </w:p>
     <w:p>
       <w:pPr/>
       <w:r>
-        <w:t>Author line: to be completed by the submitting researchers; names and affiliations are deliberately not inferred from repository metadata</w:t>
-      </w:r>
-    </w:p>
-    <w:p>
-      <w:pPr/>
-      <w:r>
-        <w:t>Version: 3 October 2026</w:t>
-      </w:r>
-    </w:p>
-    <w:p>
-      <w:pPr/>
-      <w:r>
-        <w:t>Data and code: local repository, study commit 98a4dcf414672c1725e4acdb9f08045370aa7f64; analysis in analysis/paper_pipeline.py</w:t>
+        <w:t>Correspondence: zakirovimran333@gmail.com</w:t>
       </w:r>
     </w:p>
     <w:p>
@@ -51,13 +39,13 @@
     <w:p>
       <w:pPr/>
       <w:r>
-        <w:t>When should a coding agent stop trying to repair a security failure? An answer depends on whether the checker reports a defect the agent can fix. We audited a completed local study of one Ollama hosted qwen3:4b agent on small cryptographic and web programs. Five families were crossed with nominal repairability, feedback detail, and fixed family guidance (40 main episodes, one per cell); an AEAD pilot contributed eight separate episodes. The decisive finding is a disagreement within the benchmark: in 9/20 nominally unavailable main episodes, the final candidate passed the implemented family tests, yet a hidden condition flag forced rejection. The agent submitted another candidate after a visible failure in 24/28 main episodes, including 16/20 nominally unavailable episodes. However, none of 81 per-action check records retains the raw test outcome, so these counts cannot establish whether extra attempts followed an internally passing candidate. Among 25 adjacent submissions with parseable logged source, 17 changed their called API inventory, which also does not establish a change in security strategy. Sixteen of 20 repairable final candidates passed the limited checks. A corrected reading of explicit public final claims recovered 15 success and 20 non success statements; five were unrecovered, and no recovered success contradicted the limited receipt. With five families, one run per arm, sparse tests, and incomplete source capture, causal and general performance claims remain unwarranted. This measurement audit shows a condition for future stopping benchmarks: validate what failure feedback means before judging whether an agent should have given up.</w:t>
+        <w:t>When should a coding agent stop trying to repair a security failure? That depends on whether the checker reports a fixable defect. We audited a local qwen3:4b study of small cryptographic and web programs: five families crossed nominal repairability, feedback detail, and fixed guidance in 40 main episodes. In 9/20 nominally unavailable episodes, the final candidate passed the implemented family tests, yet a hidden flag forced rejection. The agent submitted another candidate after visible failure in 24/28 main episodes. None of 81 per-action records preserves the raw test result, so the moment of test–gate disagreement cannot be located. Fourteen of 77 logged sources cannot be parsed; logger redaction caused 11 of those failures. Among 25 adjacent pairs with parseable source, 17 changed called API inventory, which does not establish a security strategy change. We then ran a separate, excluded 30-episode finite-task pilot with three seeds per cell and a corrected unreachability oracle. Truthful contradiction feedback did not reduce submissions relative to generic failure in six matched blocks. One selected secure-candidate continuation ended after one decision under truthful PASS but used three decisions and another submission under false FAIL. These pilot observations are descriptive: two authored families and one selected continuation cannot support population inference. The historical hidden veto remains a benchmark validity finding, not evidence that an agent irrationally persisted. Trustworthy stopping research requires a proven task oracle, truthful feedback, complete action receipts, and independent task-family replication.</w:t>
       </w:r>
     </w:p>
     <w:p>
       <w:pPr/>
       <w:r>
-        <w:t>Keywords: coding agents; secure code repair; feedback; retrieval; stopping behavior; benchmark validity; trajectory analysis</w:t>
+        <w:t>Keywords: coding agents; secure code repair; feedback; stopping behavior; benchmark validity; trajectory analysis</w:t>
       </w:r>
     </w:p>
     <w:p>
@@ -65,7 +53,7 @@
         <w:pStyle w:val="Heading1"/>
       </w:pPr>
       <w:r>
-        <w:t>1. Introduction</w:t>
+        <w:t>Introduction</w:t>
       </w:r>
     </w:p>
     <w:p>
@@ -95,15 +83,7 @@
     <w:p>
       <w:pPr/>
       <w:r>
-        <w:t>Our contributions are (i) a concrete audit of the hidden veto and its effect on what the benchmark can measure, (ii) a reproducible accounting of the completed exploratory episodes and historical engineering runs, (iii) observable post failure measures that keep run and family as the appropriate analysis units, and (iv) a comparison of finite test success, final acceptance, and explicit claims. This is evidence about a particular local agent and fixture suite, not a population estimate for all AI agents.</w:t>
-      </w:r>
-    </w:p>
-    <w:p>
-      <w:pPr>
-        <w:pStyle w:val="Heading1"/>
-      </w:pPr>
-      <w:r>
-        <w:t>2. Related Work</w:t>
+        <w:t>Our contributions are (i) a concrete audit of the hidden veto and its effect on what the benchmark can measure, (ii) a locally reproducible accounting of the completed exploratory episodes and historical engineering runs, (iii) observable post failure measures that keep run and family as the appropriate analysis units, (iv) a comparison of finite test success, final acceptance, and explicit claims, and (v) a separately labeled feasibility pilot with a bounded corrected oracle. This is evidence about a particular local agent and fixture suite, not a population estimate for all AI agents.</w:t>
       </w:r>
     </w:p>
     <w:p>
@@ -111,7 +91,15 @@
         <w:pStyle w:val="Heading2"/>
       </w:pPr>
       <w:r>
-        <w:t>2.1 Feedback and code repair</w:t>
+        <w:t>Prior work</w:t>
+      </w:r>
+    </w:p>
+    <w:p>
+      <w:pPr>
+        <w:pStyle w:val="Heading3"/>
+      </w:pPr>
+      <w:r>
+        <w:t>Feedback and code repair</w:t>
       </w:r>
     </w:p>
     <w:p>
@@ -123,15 +111,15 @@
     <w:p>
       <w:pPr/>
       <w:r>
-        <w:t>Security repair work moves that feedback loop into a domain where passing a tool check is a particularly consequential claim. Sriram et al. combine retrieved prior repairs with GCC, CodeQL, and KLEE in iterative secure generation [1]; Kulsum et al. study reasoning prompts and patch validation feedback for vulnerability repair [7]. They motivate separate accounting of checker receipts, but their datasets, models, and security tools are not interchangeable with these local fixtures. Our distinct measurement target is the behavior *between* checks, together with the validity of the check itself. We vary feedback wording and a fixed family guidance document, not the quality of open-ended retrieval. Original retrieval augmented generation selects external evidence for generation [14], whereas our lookup returns at most one predetermined document; calling this an RAG effect would overstate the manipulation.</w:t>
+        <w:t>Security repair work moves that feedback loop into a domain where passing a tool check is a particularly consequential claim. Sriram et al. combine retrieved prior repairs with GCC, CodeQL, and KLEE in iterative secure generation [1]; Kulsum et al. study reasoning prompts and patch validation feedback for vulnerability repair [7]. They motivate separate accounting of checker receipts, but their datasets, models, and security tools are not interchangeable with these local fixtures. Our distinct measurement target is the behavior between checks, together with the validity of the check itself. We vary feedback wording and a fixed family guidance document, not the quality of open-ended retrieval. Original retrieval augmented generation selects external evidence for generation [14], whereas our lookup returns at most one predetermined document; calling this an RAG effect would overstate the manipulation.</w:t>
       </w:r>
     </w:p>
     <w:p>
       <w:pPr>
-        <w:pStyle w:val="Heading2"/>
+        <w:pStyle w:val="Heading3"/>
       </w:pPr>
       <w:r>
-        <w:t>2.2 Agent failures and stopping</w:t>
+        <w:t>Agent failures and stopping</w:t>
       </w:r>
     </w:p>
     <w:p>
@@ -148,10 +136,24 @@
     </w:p>
     <w:p>
       <w:pPr>
-        <w:pStyle w:val="Heading1"/>
+        <w:pStyle w:val="Heading3"/>
       </w:pPr>
       <w:r>
-        <w:t>3. Research Questions and Scope</w:t>
+        <w:t>Benchmark validity and the scope of this audit</w:t>
+      </w:r>
+    </w:p>
+    <w:p>
+      <w:pPr/>
+      <w:r>
+        <w:t>Evaluator defects are an established concern in coding-agent research. SWE-Bench+ identifies solution leakage and weak tests among examined SWE-bench successes [23]. PatchBench shows that proof-of-concept-only validation can overstate vulnerability-patching success when a patch suppresses a crash without fixing the root cause [24]. In a different agentic-security setting, Shaw audits an indirect-prompt-injection harness and finds payload-delivery, scoring, false-rejection, and trace-persistence defects [25]. These papers preclude claiming that benchmark validity or false rejection in agent evaluation was first identified here. Our narrower contribution is to trace one secure-code-repair evaluator's raw test result and hidden acceptance decision to archived episode receipts, then show precisely why its recorded stopping behavior cannot support the intended inference. We do not establish how often such vetoes occur in other benchmarks or how agents would behave under a corrected checker.</w:t>
+      </w:r>
+    </w:p>
+    <w:p>
+      <w:pPr>
+        <w:pStyle w:val="Heading2"/>
+      </w:pPr>
+      <w:r>
+        <w:t>Research questions and scope</w:t>
       </w:r>
     </w:p>
     <w:p>
@@ -187,7 +189,7 @@
     <w:p>
       <w:pPr/>
       <w:r>
-        <w:t>The earlier protocol proposed six falsifiable hypotheses and a family clustered GEE analysis (see docs/preregistration.md). It envisioned 20 families, three repeated runs per arm, independent strategy annotation, and a valid unavailable condition. This dataset contains five main families, one run per arm, no blinded strategy coding, and a checker rule that changes the meaning of unavailability. We therefore treat all results as exploratory and leave the planned hypothesis tests unresolved. The protocol document is a local, versioned plan; its external registration date has not been independently established.</w:t>
+        <w:t>The earlier protocol proposed six falsifiable hypotheses and a family clustered GEE analysis (see docs/preregistration.md). It envisioned 20 families, three repeated runs per arm, independent strategy annotation, and a valid unavailable condition. The historical dataset contains five main families, one run per arm, no blinded strategy coding, and a checker rule that changes the meaning of unavailability. We therefore treat all historical results as exploratory and leave the planned hypothesis tests unresolved. The later two-family pilot does not fill those missing main cells. The protocol document is a local, versioned plan; its external registration date has not been independently established.</w:t>
       </w:r>
     </w:p>
     <w:p>
@@ -201,7 +203,7 @@
         <w:pStyle w:val="Heading1"/>
       </w:pPr>
       <w:r>
-        <w:t>4. Methodology</w:t>
+        <w:t>Methods</w:t>
       </w:r>
     </w:p>
     <w:p>
@@ -209,7 +211,7 @@
         <w:pStyle w:val="Heading2"/>
       </w:pPr>
       <w:r>
-        <w:t>4.1 Benchmark and factors</w:t>
+        <w:t>Benchmark and factors</w:t>
       </w:r>
     </w:p>
     <w:p>
@@ -235,7 +237,7 @@
         <w:pStyle w:val="Heading2"/>
       </w:pPr>
       <w:r>
-        <w:t>4.2 Agent, execution, and recorded data</w:t>
+        <w:t>Agent, execution, and recorded data</w:t>
       </w:r>
     </w:p>
     <w:p>
@@ -261,19 +263,19 @@
         <w:pStyle w:val="Heading2"/>
       </w:pPr>
       <w:r>
-        <w:t>4.3 Outcomes and measurement definitions</w:t>
+        <w:t>Outcomes and measurement definitions</w:t>
       </w:r>
     </w:p>
     <w:p>
       <w:pPr/>
       <w:r>
-        <w:t>Finite check acceptance is a final candidate for which the task state is SUCCESS and the candidate receipt says passed=true. It means that the benchmark's implemented checks accepted that candidate. It does not mean general cryptographic or web security. We also record the evaluator's raw finite check passed flag before the hidden condition rule is applied. A terminal verifier passed flag is *not* used alone: in the U condition it can denote the expected rejection rather than a successful repair.</w:t>
+        <w:t>Finite check acceptance is a final candidate for which the task state is SUCCESS and the candidate receipt says passed=true. It means that the benchmark's implemented checks accepted that candidate. It does not mean general cryptographic or web security. We also record the evaluator's raw finite check passed flag before the hidden condition rule is applied. A terminal verifier passed flag is not used alone: in the U condition it can denote the expected rejection rather than a successful repair.</w:t>
       </w:r>
     </w:p>
     <w:p>
       <w:pPr/>
       <w:r>
-        <w:t>Test–gate discordance is a post collection audit metric: the final candidate passes the raw family finite checks, but the terminal acceptance gate rejects it. For episode *i*, let *Cᵢ* denote raw check pass and *Aᵢ* denote final acceptance; then *Dᵢ* = 1 when *Cᵢ* = 1 and *Aᵢ* = 0, and 0 otherwise. Reporting this rate before interpreting persistence exposes rejection that further code edits cannot repair under a fixed policy veto. The metric diagnoses this benchmark's decision path; it does not measure the security of a candidate or the agent's reasoning.</w:t>
+        <w:t>Test–gate discordance is a post collection audit metric: the final candidate passes the raw family finite checks, but the terminal acceptance gate rejects it. For episode i, let Cᵢ denote raw check pass and Aᵢ denote final acceptance; then Dᵢ = 1 when Cᵢ = 1 and Aᵢ = 0, and 0 otherwise. Reporting this rate before interpreting persistence exposes rejection that further code edits cannot repair under a fixed policy veto. The metric diagnoses this benchmark's decision path; it does not measure the security of a candidate or the agent's reasoning.</w:t>
       </w:r>
     </w:p>
     <w:p>
@@ -297,16 +299,19 @@
         <w:tblLook w:firstColumn="1" w:firstRow="1" w:lastColumn="0" w:lastRow="0" w:noHBand="0" w:noVBand="1" w:val="04A0"/>
       </w:tblPr>
       <w:tblGrid>
-        <w:gridCol w:w="3389"/>
-        <w:gridCol w:w="3389"/>
-        <w:gridCol w:w="3389"/>
+        <w:gridCol w:w="3469"/>
+        <w:gridCol w:w="3469"/>
+        <w:gridCol w:w="3469"/>
       </w:tblGrid>
       <w:tr>
         <w:tc>
           <w:tcPr>
-            <w:tcW w:type="dxa" w:w="3389"/>
+            <w:tcW w:type="dxa" w:w="3469"/>
           </w:tcPr>
           <w:p>
+            <w:pPr>
+              <w:spacing w:after="0" w:line="240" w:lineRule="auto"/>
+            </w:pPr>
             <w:r>
               <w:t>Decision stage</w:t>
             </w:r>
@@ -314,9 +319,12 @@
         </w:tc>
         <w:tc>
           <w:tcPr>
-            <w:tcW w:type="dxa" w:w="3389"/>
+            <w:tcW w:type="dxa" w:w="3469"/>
           </w:tcPr>
           <w:p>
+            <w:pPr>
+              <w:spacing w:after="0" w:line="240" w:lineRule="auto"/>
+            </w:pPr>
             <w:r>
               <w:t>Public signal / preserved record</w:t>
             </w:r>
@@ -324,9 +332,12 @@
         </w:tc>
         <w:tc>
           <w:tcPr>
-            <w:tcW w:type="dxa" w:w="3389"/>
+            <w:tcW w:type="dxa" w:w="3469"/>
           </w:tcPr>
           <w:p>
+            <w:pPr>
+              <w:spacing w:after="0" w:line="240" w:lineRule="auto"/>
+            </w:pPr>
             <w:r>
               <w:t>Supported inference</w:t>
             </w:r>
@@ -336,9 +347,12 @@
       <w:tr>
         <w:tc>
           <w:tcPr>
-            <w:tcW w:type="dxa" w:w="3389"/>
+            <w:tcW w:type="dxa" w:w="3469"/>
           </w:tcPr>
           <w:p>
+            <w:pPr>
+              <w:spacing w:after="0" w:line="240" w:lineRule="auto"/>
+            </w:pPr>
             <w:r>
               <w:t>Action check</w:t>
             </w:r>
@@ -346,9 +360,12 @@
         </w:tc>
         <w:tc>
           <w:tcPr>
-            <w:tcW w:type="dxa" w:w="3389"/>
+            <w:tcW w:type="dxa" w:w="3469"/>
           </w:tcPr>
           <w:p>
+            <w:pPr>
+              <w:spacing w:after="0" w:line="240" w:lineRule="auto"/>
+            </w:pPr>
             <w:r>
               <w:t>Agent saw a pass or fail; 81 per-action receipts preserve the policy-conditioned decision, not the raw family-test result.</w:t>
             </w:r>
@@ -356,9 +373,12 @@
         </w:tc>
         <w:tc>
           <w:tcPr>
-            <w:tcW w:type="dxa" w:w="3389"/>
+            <w:tcW w:type="dxa" w:w="3469"/>
           </w:tcPr>
           <w:p>
+            <w:pPr>
+              <w:spacing w:after="0" w:line="240" w:lineRule="auto"/>
+            </w:pPr>
             <w:r>
               <w:t>A later submission can be counted after a *public* failure; its raw-check state at that moment is unknown.</w:t>
             </w:r>
@@ -368,9 +388,12 @@
       <w:tr>
         <w:tc>
           <w:tcPr>
-            <w:tcW w:type="dxa" w:w="3389"/>
+            <w:tcW w:type="dxa" w:w="3469"/>
           </w:tcPr>
           <w:p>
+            <w:pPr>
+              <w:spacing w:after="0" w:line="240" w:lineRule="auto"/>
+            </w:pPr>
             <w:r>
               <w:t>Terminal evaluation</w:t>
             </w:r>
@@ -378,9 +401,12 @@
         </w:tc>
         <w:tc>
           <w:tcPr>
-            <w:tcW w:type="dxa" w:w="3389"/>
+            <w:tcW w:type="dxa" w:w="3469"/>
           </w:tcPr>
           <w:p>
+            <w:pPr>
+              <w:spacing w:after="0" w:line="240" w:lineRule="auto"/>
+            </w:pPr>
             <w:r>
               <w:t>Final receipt preserves both raw family-test result and acceptance decision.</w:t>
             </w:r>
@@ -388,9 +414,12 @@
         </w:tc>
         <w:tc>
           <w:tcPr>
-            <w:tcW w:type="dxa" w:w="3389"/>
+            <w:tcW w:type="dxa" w:w="3469"/>
           </w:tcPr>
           <w:p>
+            <w:pPr>
+              <w:spacing w:after="0" w:line="240" w:lineRule="auto"/>
+            </w:pPr>
             <w:r>
               <w:t>Final test–gate discordance can be measured (9/40); its onset during the trajectory cannot.</w:t>
             </w:r>
@@ -400,9 +429,12 @@
       <w:tr>
         <w:tc>
           <w:tcPr>
-            <w:tcW w:type="dxa" w:w="3389"/>
+            <w:tcW w:type="dxa" w:w="3469"/>
           </w:tcPr>
           <w:p>
+            <w:pPr>
+              <w:spacing w:after="0" w:line="240" w:lineRule="auto"/>
+            </w:pPr>
             <w:r>
               <w:t>Final statement</w:t>
             </w:r>
@@ -410,9 +442,12 @@
         </w:tc>
         <w:tc>
           <w:tcPr>
-            <w:tcW w:type="dxa" w:w="3389"/>
+            <w:tcW w:type="dxa" w:w="3469"/>
           </w:tcPr>
           <w:p>
+            <w:pPr>
+              <w:spacing w:after="0" w:line="240" w:lineRule="auto"/>
+            </w:pPr>
             <w:r>
               <w:t>Raw parser marked 40/40 claims unknown; public text permits 35 explicit claims to be recovered.</w:t>
             </w:r>
@@ -420,9 +455,12 @@
         </w:tc>
         <w:tc>
           <w:tcPr>
-            <w:tcW w:type="dxa" w:w="3389"/>
+            <w:tcW w:type="dxa" w:w="3469"/>
           </w:tcPr>
           <w:p>
+            <w:pPr>
+              <w:spacing w:after="0" w:line="240" w:lineRule="auto"/>
+            </w:pPr>
             <w:r>
               <w:t>Agreement with the limited finite checker can be assessed for those 35; hidden intent and general code security cannot.</w:t>
             </w:r>
@@ -453,27 +491,7 @@
         <w:pStyle w:val="Heading2"/>
       </w:pPr>
       <w:r>
-        <w:t>4.4 Analysis and integrity</w:t>
-      </w:r>
-    </w:p>
-    <w:p>
-      <w:pPr/>
-      <w:r>
-        <w:t>The analysis script validates the manifest, schedule hash, per run logs and receipts, action verifier links, and saved archive hashes. It computes run level metrics from immutable source records and writes separate derived CSV and JSON files. Main and pilot are never pooled. A historical inventory identifies engineering smokes and the independent containment simulation without mixing their outcomes into the paper estimates. The script checks that its read only inputs retain the same hashes at exit. Those hashes establish artifact consistency, not the truth of the evaluator's security judgments or tamper proof storage.</w:t>
-      </w:r>
-    </w:p>
-    <w:p>
-      <w:pPr/>
-      <w:r>
-        <w:t>Descriptive rates use exact counts and denominators. For four selected contrasts, we computed a percentile bootstrap over the *five families* with 20,000 resamples and a fixed analysis seed. These intervals illustrate instability within the selected families; they are not confirmatory population confidence intervals. We report no p values, no multiple comparison adjusted claims, and no GEE: five clusters and the absent independently coded strategy outcome make the prespecified model unsuitable. We purposively inspected five public action sequences for qualitative examples; no blinded dual coder assessment or agreement estimate was performed.</w:t>
-      </w:r>
-    </w:p>
-    <w:p>
-      <w:pPr>
-        <w:pStyle w:val="Heading1"/>
-      </w:pPr>
-      <w:r>
-        <w:t>5. Experimental Setup and Cohort Accounting</w:t>
+        <w:t>Experimental setup and cohort accounting</w:t>
       </w:r>
     </w:p>
     <w:p>
@@ -490,10 +508,34 @@
     </w:p>
     <w:p>
       <w:pPr>
-        <w:pStyle w:val="Heading1"/>
+        <w:pStyle w:val="Heading2"/>
       </w:pPr>
       <w:r>
-        <w:t>6. Results</w:t>
+        <w:t>Analysis and integrity</w:t>
+      </w:r>
+    </w:p>
+    <w:p>
+      <w:pPr/>
+      <w:r>
+        <w:t>The analysis script validates the manifest, schedule hash, per run logs and receipts, action verifier links, and saved archive hashes. It computes run level metrics from immutable source records and writes separate derived CSV and JSON files. Main and pilot are never pooled. A historical inventory identifies engineering smokes and the independent containment simulation without mixing their outcomes into the paper estimates. The script checks that its read only inputs retain the same hashes at exit. Those hashes establish artifact consistency, not the truth of the evaluator's security judgments or tamper proof storage.</w:t>
+      </w:r>
+    </w:p>
+    <w:p>
+      <w:pPr/>
+      <w:r>
+        <w:t>Descriptive rates use exact counts and denominators. For four selected contrasts, we computed a percentile bootstrap over the five families with 20,000 resamples and a fixed analysis seed. These intervals illustrate instability within the selected families; they are not confirmatory population confidence intervals. We report no p values, no multiple comparison adjusted claims, and no GEE: five clusters and the absent independently coded strategy outcome make the prespecified model unsuitable. We purposively inspected five public action sequences for qualitative examples; no blinded dual coder assessment or agreement estimate was performed.</w:t>
+      </w:r>
+    </w:p>
+    <w:p>
+      <w:pPr/>
+      <w:r>
+        <w:t>OpenAI Codex assisted with analysis and audit code, pilot orchestration, and manuscript drafting and editing after the historical data were collected. This assistance is distinct from the qwen3:4b agent evaluated in the study. Numerical results in this draft come from the saved records and the stated verification scripts; Codex is not an author. The listed human author must inspect and approve the final code, interpretation, and text before submission.</w:t>
+      </w:r>
+    </w:p>
+    <w:p>
+      <w:pPr/>
+      <w:r>
+        <w:t>A separate source-fidelity replay inspected all 77 historical logged source strings against the immutable receipt inventory. It distinguishes Python syntax failure from logger-induced corruption and never reconstructs original code by inserting guessed quotes. A proposed source-change codebook distinguishes surface or parameter edits, similar API substitutions, security-mechanism changes, irrelevant fixes, other visible edits, and unassessable pairs; direction and confidence are separate fields. The five examples below illustrate this taxonomy, but no blinded human coding or inter-rater agreement has been completed.</w:t>
       </w:r>
     </w:p>
     <w:p>
@@ -501,7 +543,41 @@
         <w:pStyle w:val="Heading2"/>
       </w:pPr>
       <w:r>
-        <w:t>6.1 Finite checker outcomes and the hidden veto</w:t>
+        <w:t>Separate corrected-oracle feasibility pilot</w:t>
+      </w:r>
+    </w:p>
+    <w:p>
+      <w:pPr/>
+      <w:r>
+        <w:t>After the historical audit, we constructed two authored finite families, CSRF origin checking and environment-variable injection, each with paired worlds that expose the same permitted observation but require opposite correct outputs when a necessary field is withheld. A stateless candidate selecting one of the fixed modes cannot satisfy both worlds. This independently executable contradiction proves unreachability only within that bounded language and those authored worlds. Conditions C1 and C2 retain the field and differ in generic versus diagnostic feedback; C3 and C4 withhold it and differ in generic failure versus a truthful contradiction delivered after checking; C5 retains the field but vetoes an otherwise secure candidate. The family tasks, reference proofs, schedule, and provider requests were archived before or during dispatch and independently audited. No independent human semantic admission was completed.</w:t>
+      </w:r>
+    </w:p>
+    <w:p>
+      <w:pPr/>
+      <w:r>
+        <w:t>The pilot fixed three seeds per family-condition cell, 30 slots in total, before calls to a local qwen3:4b model with weights digest 359d7dd4bcdab3d86b87d73ac27966f4dbb9f5efdfcc75d34a8764a09474fae7 on Ollama 0.35.0. Temperature was 0.3, context 4096, output cap 256 tokens, four model decisions, and a 150-second episode limit. Conditions within each family and repeat shared an inference seed; slot order used base seed 20261005. The schedule SHA-256 is 4efb650914ec232cba956322dab71244a4a57a57df9021d130eaf15fb7cd3dbc. We counted submitted candidates and early voluntary stops, defined as voluntary termination before the final permitted decision. We kept this pilot wholly outside the historical 40-episode denominator and report no inferential confidence interval. Three seed repetitions within each of only two families do not supply independent family replication.</w:t>
+      </w:r>
+    </w:p>
+    <w:p>
+      <w:pPr/>
+      <w:r>
+        <w:t>One C1 episode reached an agent-generated oracle-secure candidate. A post-outcome-selected continuation fork copied that candidate and its prior transcript, then delivered either truthful PASS or false FAIL with otherwise matched requests and a shared three-decision continuation limit. The branch order was randomized with seed 2026100501. This single matched fork isolates the delivered verdict for that one selected onset; full C1 and C5 episodes stop differently by design and are not a clean stopping contrast.</w:t>
+      </w:r>
+    </w:p>
+    <w:p>
+      <w:pPr>
+        <w:pStyle w:val="Heading1"/>
+      </w:pPr>
+      <w:r>
+        <w:t>Results</w:t>
+      </w:r>
+    </w:p>
+    <w:p>
+      <w:pPr>
+        <w:pStyle w:val="Heading2"/>
+      </w:pPr>
+      <w:r>
+        <w:t>Finite checker outcomes and the hidden veto</w:t>
       </w:r>
     </w:p>
     <w:p>
@@ -519,17 +595,20 @@
         <w:tblLook w:firstColumn="1" w:firstRow="1" w:lastColumn="0" w:lastRow="0" w:noHBand="0" w:noVBand="1" w:val="04A0"/>
       </w:tblPr>
       <w:tblGrid>
-        <w:gridCol w:w="2541"/>
-        <w:gridCol w:w="2541"/>
-        <w:gridCol w:w="2541"/>
-        <w:gridCol w:w="2541"/>
+        <w:gridCol w:w="2602"/>
+        <w:gridCol w:w="2602"/>
+        <w:gridCol w:w="2602"/>
+        <w:gridCol w:w="2602"/>
       </w:tblGrid>
       <w:tr>
         <w:tc>
           <w:tcPr>
-            <w:tcW w:type="dxa" w:w="2541"/>
+            <w:tcW w:type="dxa" w:w="2602"/>
           </w:tcPr>
           <w:p>
+            <w:pPr>
+              <w:spacing w:after="0" w:line="240" w:lineRule="auto"/>
+            </w:pPr>
             <w:r>
               <w:t>Measure</w:t>
             </w:r>
@@ -537,9 +616,12 @@
         </w:tc>
         <w:tc>
           <w:tcPr>
-            <w:tcW w:type="dxa" w:w="2541"/>
+            <w:tcW w:type="dxa" w:w="2602"/>
           </w:tcPr>
           <w:p>
+            <w:pPr>
+              <w:spacing w:after="0" w:line="240" w:lineRule="auto"/>
+            </w:pPr>
             <w:r>
               <w:t>Repairable (R, n=20)</w:t>
             </w:r>
@@ -547,9 +629,12 @@
         </w:tc>
         <w:tc>
           <w:tcPr>
-            <w:tcW w:type="dxa" w:w="2541"/>
+            <w:tcW w:type="dxa" w:w="2602"/>
           </w:tcPr>
           <w:p>
+            <w:pPr>
+              <w:spacing w:after="0" w:line="240" w:lineRule="auto"/>
+            </w:pPr>
             <w:r>
               <w:t>Policy rejected (U, n=20)</w:t>
             </w:r>
@@ -557,9 +642,12 @@
         </w:tc>
         <w:tc>
           <w:tcPr>
-            <w:tcW w:type="dxa" w:w="2541"/>
+            <w:tcW w:type="dxa" w:w="2602"/>
           </w:tcPr>
           <w:p>
+            <w:pPr>
+              <w:spacing w:after="0" w:line="240" w:lineRule="auto"/>
+            </w:pPr>
             <w:r>
               <w:t>All (n=40)</w:t>
             </w:r>
@@ -569,9 +657,12 @@
       <w:tr>
         <w:tc>
           <w:tcPr>
-            <w:tcW w:type="dxa" w:w="2541"/>
+            <w:tcW w:type="dxa" w:w="2602"/>
           </w:tcPr>
           <w:p>
+            <w:pPr>
+              <w:spacing w:after="0" w:line="240" w:lineRule="auto"/>
+            </w:pPr>
             <w:r>
               <w:t>Final finite check accepted</w:t>
             </w:r>
@@ -579,9 +670,12 @@
         </w:tc>
         <w:tc>
           <w:tcPr>
-            <w:tcW w:type="dxa" w:w="2541"/>
+            <w:tcW w:type="dxa" w:w="2602"/>
           </w:tcPr>
           <w:p>
+            <w:pPr>
+              <w:spacing w:after="0" w:line="240" w:lineRule="auto"/>
+            </w:pPr>
             <w:r>
               <w:t>16 (80%)</w:t>
             </w:r>
@@ -589,9 +683,12 @@
         </w:tc>
         <w:tc>
           <w:tcPr>
-            <w:tcW w:type="dxa" w:w="2541"/>
+            <w:tcW w:type="dxa" w:w="2602"/>
           </w:tcPr>
           <w:p>
+            <w:pPr>
+              <w:spacing w:after="0" w:line="240" w:lineRule="auto"/>
+            </w:pPr>
             <w:r>
               <w:t>0 (0%)</w:t>
             </w:r>
@@ -599,9 +696,12 @@
         </w:tc>
         <w:tc>
           <w:tcPr>
-            <w:tcW w:type="dxa" w:w="2541"/>
+            <w:tcW w:type="dxa" w:w="2602"/>
           </w:tcPr>
           <w:p>
+            <w:pPr>
+              <w:spacing w:after="0" w:line="240" w:lineRule="auto"/>
+            </w:pPr>
             <w:r>
               <w:t>16 (40%)</w:t>
             </w:r>
@@ -611,9 +711,12 @@
       <w:tr>
         <w:tc>
           <w:tcPr>
-            <w:tcW w:type="dxa" w:w="2541"/>
+            <w:tcW w:type="dxa" w:w="2602"/>
           </w:tcPr>
           <w:p>
+            <w:pPr>
+              <w:spacing w:after="0" w:line="240" w:lineRule="auto"/>
+            </w:pPr>
             <w:r>
               <w:t>Raw family finite checks passed</w:t>
             </w:r>
@@ -621,9 +724,12 @@
         </w:tc>
         <w:tc>
           <w:tcPr>
-            <w:tcW w:type="dxa" w:w="2541"/>
+            <w:tcW w:type="dxa" w:w="2602"/>
           </w:tcPr>
           <w:p>
+            <w:pPr>
+              <w:spacing w:after="0" w:line="240" w:lineRule="auto"/>
+            </w:pPr>
             <w:r>
               <w:t>16 (80%)</w:t>
             </w:r>
@@ -631,9 +737,12 @@
         </w:tc>
         <w:tc>
           <w:tcPr>
-            <w:tcW w:type="dxa" w:w="2541"/>
+            <w:tcW w:type="dxa" w:w="2602"/>
           </w:tcPr>
           <w:p>
+            <w:pPr>
+              <w:spacing w:after="0" w:line="240" w:lineRule="auto"/>
+            </w:pPr>
             <w:r>
               <w:t>9 (45%)</w:t>
             </w:r>
@@ -641,9 +750,12 @@
         </w:tc>
         <w:tc>
           <w:tcPr>
-            <w:tcW w:type="dxa" w:w="2541"/>
+            <w:tcW w:type="dxa" w:w="2602"/>
           </w:tcPr>
           <w:p>
+            <w:pPr>
+              <w:spacing w:after="0" w:line="240" w:lineRule="auto"/>
+            </w:pPr>
             <w:r>
               <w:t>25 (62.5%)</w:t>
             </w:r>
@@ -653,9 +765,12 @@
       <w:tr>
         <w:tc>
           <w:tcPr>
-            <w:tcW w:type="dxa" w:w="2541"/>
+            <w:tcW w:type="dxa" w:w="2602"/>
           </w:tcPr>
           <w:p>
+            <w:pPr>
+              <w:spacing w:after="0" w:line="240" w:lineRule="auto"/>
+            </w:pPr>
             <w:r>
               <w:t>Test–gate discordance: raw pass, final reject</w:t>
             </w:r>
@@ -663,9 +778,12 @@
         </w:tc>
         <w:tc>
           <w:tcPr>
-            <w:tcW w:type="dxa" w:w="2541"/>
+            <w:tcW w:type="dxa" w:w="2602"/>
           </w:tcPr>
           <w:p>
+            <w:pPr>
+              <w:spacing w:after="0" w:line="240" w:lineRule="auto"/>
+            </w:pPr>
             <w:r>
               <w:t>0</w:t>
             </w:r>
@@ -673,9 +791,12 @@
         </w:tc>
         <w:tc>
           <w:tcPr>
-            <w:tcW w:type="dxa" w:w="2541"/>
+            <w:tcW w:type="dxa" w:w="2602"/>
           </w:tcPr>
           <w:p>
+            <w:pPr>
+              <w:spacing w:after="0" w:line="240" w:lineRule="auto"/>
+            </w:pPr>
             <w:r>
               <w:t>9 (45%)</w:t>
             </w:r>
@@ -683,9 +804,12 @@
         </w:tc>
         <w:tc>
           <w:tcPr>
-            <w:tcW w:type="dxa" w:w="2541"/>
+            <w:tcW w:type="dxa" w:w="2602"/>
           </w:tcPr>
           <w:p>
+            <w:pPr>
+              <w:spacing w:after="0" w:line="240" w:lineRule="auto"/>
+            </w:pPr>
             <w:r>
               <w:t>9 (22.5%)</w:t>
             </w:r>
@@ -695,9 +819,12 @@
       <w:tr>
         <w:tc>
           <w:tcPr>
-            <w:tcW w:type="dxa" w:w="2541"/>
+            <w:tcW w:type="dxa" w:w="2602"/>
           </w:tcPr>
           <w:p>
+            <w:pPr>
+              <w:spacing w:after="0" w:line="240" w:lineRule="auto"/>
+            </w:pPr>
             <w:r>
               <w:t>Public failed check observed</w:t>
             </w:r>
@@ -705,9 +832,12 @@
         </w:tc>
         <w:tc>
           <w:tcPr>
-            <w:tcW w:type="dxa" w:w="2541"/>
+            <w:tcW w:type="dxa" w:w="2602"/>
           </w:tcPr>
           <w:p>
+            <w:pPr>
+              <w:spacing w:after="0" w:line="240" w:lineRule="auto"/>
+            </w:pPr>
             <w:r>
               <w:t>8</w:t>
             </w:r>
@@ -715,9 +845,12 @@
         </w:tc>
         <w:tc>
           <w:tcPr>
-            <w:tcW w:type="dxa" w:w="2541"/>
+            <w:tcW w:type="dxa" w:w="2602"/>
           </w:tcPr>
           <w:p>
+            <w:pPr>
+              <w:spacing w:after="0" w:line="240" w:lineRule="auto"/>
+            </w:pPr>
             <w:r>
               <w:t>20</w:t>
             </w:r>
@@ -725,9 +858,12 @@
         </w:tc>
         <w:tc>
           <w:tcPr>
-            <w:tcW w:type="dxa" w:w="2541"/>
+            <w:tcW w:type="dxa" w:w="2602"/>
           </w:tcPr>
           <w:p>
+            <w:pPr>
+              <w:spacing w:after="0" w:line="240" w:lineRule="auto"/>
+            </w:pPr>
             <w:r>
               <w:t>28</w:t>
             </w:r>
@@ -737,9 +873,12 @@
       <w:tr>
         <w:tc>
           <w:tcPr>
-            <w:tcW w:type="dxa" w:w="2541"/>
+            <w:tcW w:type="dxa" w:w="2602"/>
           </w:tcPr>
           <w:p>
+            <w:pPr>
+              <w:spacing w:after="0" w:line="240" w:lineRule="auto"/>
+            </w:pPr>
             <w:r>
               <w:t>Later candidate after first public failed check</w:t>
             </w:r>
@@ -747,9 +886,12 @@
         </w:tc>
         <w:tc>
           <w:tcPr>
-            <w:tcW w:type="dxa" w:w="2541"/>
+            <w:tcW w:type="dxa" w:w="2602"/>
           </w:tcPr>
           <w:p>
+            <w:pPr>
+              <w:spacing w:after="0" w:line="240" w:lineRule="auto"/>
+            </w:pPr>
             <w:r>
               <w:t>8/8</w:t>
             </w:r>
@@ -757,9 +899,12 @@
         </w:tc>
         <w:tc>
           <w:tcPr>
-            <w:tcW w:type="dxa" w:w="2541"/>
+            <w:tcW w:type="dxa" w:w="2602"/>
           </w:tcPr>
           <w:p>
+            <w:pPr>
+              <w:spacing w:after="0" w:line="240" w:lineRule="auto"/>
+            </w:pPr>
             <w:r>
               <w:t>16/20</w:t>
             </w:r>
@@ -767,9 +912,12 @@
         </w:tc>
         <w:tc>
           <w:tcPr>
-            <w:tcW w:type="dxa" w:w="2541"/>
+            <w:tcW w:type="dxa" w:w="2602"/>
           </w:tcPr>
           <w:p>
+            <w:pPr>
+              <w:spacing w:after="0" w:line="240" w:lineRule="auto"/>
+            </w:pPr>
             <w:r>
               <w:t>24/28</w:t>
             </w:r>
@@ -779,9 +927,12 @@
       <w:tr>
         <w:tc>
           <w:tcPr>
-            <w:tcW w:type="dxa" w:w="2541"/>
+            <w:tcW w:type="dxa" w:w="2602"/>
           </w:tcPr>
           <w:p>
+            <w:pPr>
+              <w:spacing w:after="0" w:line="240" w:lineRule="auto"/>
+            </w:pPr>
             <w:r>
               <w:t>Submitted candidates</w:t>
             </w:r>
@@ -789,9 +940,12 @@
         </w:tc>
         <w:tc>
           <w:tcPr>
-            <w:tcW w:type="dxa" w:w="2541"/>
+            <w:tcW w:type="dxa" w:w="2602"/>
           </w:tcPr>
           <w:p>
+            <w:pPr>
+              <w:spacing w:after="0" w:line="240" w:lineRule="auto"/>
+            </w:pPr>
             <w:r>
               <w:t>32</w:t>
             </w:r>
@@ -799,9 +953,12 @@
         </w:tc>
         <w:tc>
           <w:tcPr>
-            <w:tcW w:type="dxa" w:w="2541"/>
+            <w:tcW w:type="dxa" w:w="2602"/>
           </w:tcPr>
           <w:p>
+            <w:pPr>
+              <w:spacing w:after="0" w:line="240" w:lineRule="auto"/>
+            </w:pPr>
             <w:r>
               <w:t>45</w:t>
             </w:r>
@@ -809,9 +966,12 @@
         </w:tc>
         <w:tc>
           <w:tcPr>
-            <w:tcW w:type="dxa" w:w="2541"/>
+            <w:tcW w:type="dxa" w:w="2602"/>
           </w:tcPr>
           <w:p>
+            <w:pPr>
+              <w:spacing w:after="0" w:line="240" w:lineRule="auto"/>
+            </w:pPr>
             <w:r>
               <w:t>77</w:t>
             </w:r>
@@ -821,9 +981,12 @@
       <w:tr>
         <w:tc>
           <w:tcPr>
-            <w:tcW w:type="dxa" w:w="2541"/>
+            <w:tcW w:type="dxa" w:w="2602"/>
           </w:tcPr>
           <w:p>
+            <w:pPr>
+              <w:spacing w:after="0" w:line="240" w:lineRule="auto"/>
+            </w:pPr>
             <w:r>
               <w:t>Mean tool actions per episode</w:t>
             </w:r>
@@ -831,9 +994,12 @@
         </w:tc>
         <w:tc>
           <w:tcPr>
-            <w:tcW w:type="dxa" w:w="2541"/>
+            <w:tcW w:type="dxa" w:w="2602"/>
           </w:tcPr>
           <w:p>
+            <w:pPr>
+              <w:spacing w:after="0" w:line="240" w:lineRule="auto"/>
+            </w:pPr>
             <w:r>
               <w:t>3.45</w:t>
             </w:r>
@@ -841,9 +1007,12 @@
         </w:tc>
         <w:tc>
           <w:tcPr>
-            <w:tcW w:type="dxa" w:w="2541"/>
+            <w:tcW w:type="dxa" w:w="2602"/>
           </w:tcPr>
           <w:p>
+            <w:pPr>
+              <w:spacing w:after="0" w:line="240" w:lineRule="auto"/>
+            </w:pPr>
             <w:r>
               <w:t>3.35</w:t>
             </w:r>
@@ -851,9 +1020,12 @@
         </w:tc>
         <w:tc>
           <w:tcPr>
-            <w:tcW w:type="dxa" w:w="2541"/>
+            <w:tcW w:type="dxa" w:w="2602"/>
           </w:tcPr>
           <w:p>
+            <w:pPr>
+              <w:spacing w:after="0" w:line="240" w:lineRule="auto"/>
+            </w:pPr>
             <w:r>
               <w:t>3.40</w:t>
             </w:r>
@@ -890,7 +1062,7 @@
         <w:pStyle w:val="Heading2"/>
       </w:pPr>
       <w:r>
-        <w:t>6.2 Guidance and feedback contrasts</w:t>
+        <w:t>Guidance and feedback contrasts</w:t>
       </w:r>
     </w:p>
     <w:p>
@@ -908,17 +1080,20 @@
         <w:tblLook w:firstColumn="1" w:firstRow="1" w:lastColumn="0" w:lastRow="0" w:noHBand="0" w:noVBand="1" w:val="04A0"/>
       </w:tblPr>
       <w:tblGrid>
-        <w:gridCol w:w="2541"/>
-        <w:gridCol w:w="2541"/>
-        <w:gridCol w:w="2541"/>
-        <w:gridCol w:w="2541"/>
+        <w:gridCol w:w="2602"/>
+        <w:gridCol w:w="2602"/>
+        <w:gridCol w:w="2602"/>
+        <w:gridCol w:w="2602"/>
       </w:tblGrid>
       <w:tr>
         <w:tc>
           <w:tcPr>
-            <w:tcW w:type="dxa" w:w="2541"/>
+            <w:tcW w:type="dxa" w:w="2602"/>
           </w:tcPr>
           <w:p>
+            <w:pPr>
+              <w:spacing w:after="0" w:line="240" w:lineRule="auto"/>
+            </w:pPr>
             <w:r>
               <w:t>Factor</w:t>
             </w:r>
@@ -926,9 +1101,12 @@
         </w:tc>
         <w:tc>
           <w:tcPr>
-            <w:tcW w:type="dxa" w:w="2541"/>
+            <w:tcW w:type="dxa" w:w="2602"/>
           </w:tcPr>
           <w:p>
+            <w:pPr>
+              <w:spacing w:after="0" w:line="240" w:lineRule="auto"/>
+            </w:pPr>
             <w:r>
               <w:t>Level</w:t>
             </w:r>
@@ -936,9 +1114,12 @@
         </w:tc>
         <w:tc>
           <w:tcPr>
-            <w:tcW w:type="dxa" w:w="2541"/>
+            <w:tcW w:type="dxa" w:w="2602"/>
           </w:tcPr>
           <w:p>
+            <w:pPr>
+              <w:spacing w:after="0" w:line="240" w:lineRule="auto"/>
+            </w:pPr>
             <w:r>
               <w:t>Accepted finite checks</w:t>
             </w:r>
@@ -946,9 +1127,12 @@
         </w:tc>
         <w:tc>
           <w:tcPr>
-            <w:tcW w:type="dxa" w:w="2541"/>
+            <w:tcW w:type="dxa" w:w="2602"/>
           </w:tcPr>
           <w:p>
+            <w:pPr>
+              <w:spacing w:after="0" w:line="240" w:lineRule="auto"/>
+            </w:pPr>
             <w:r>
               <w:t>Fraction</w:t>
             </w:r>
@@ -958,9 +1142,12 @@
       <w:tr>
         <w:tc>
           <w:tcPr>
-            <w:tcW w:type="dxa" w:w="2541"/>
+            <w:tcW w:type="dxa" w:w="2602"/>
           </w:tcPr>
           <w:p>
+            <w:pPr>
+              <w:spacing w:after="0" w:line="240" w:lineRule="auto"/>
+            </w:pPr>
             <w:r>
               <w:t>Fixed guidance</w:t>
             </w:r>
@@ -968,9 +1155,12 @@
         </w:tc>
         <w:tc>
           <w:tcPr>
-            <w:tcW w:type="dxa" w:w="2541"/>
+            <w:tcW w:type="dxa" w:w="2602"/>
           </w:tcPr>
           <w:p>
+            <w:pPr>
+              <w:spacing w:after="0" w:line="240" w:lineRule="auto"/>
+            </w:pPr>
             <w:r>
               <w:t>Off</w:t>
             </w:r>
@@ -978,9 +1168,12 @@
         </w:tc>
         <w:tc>
           <w:tcPr>
-            <w:tcW w:type="dxa" w:w="2541"/>
+            <w:tcW w:type="dxa" w:w="2602"/>
           </w:tcPr>
           <w:p>
+            <w:pPr>
+              <w:spacing w:after="0" w:line="240" w:lineRule="auto"/>
+            </w:pPr>
             <w:r>
               <w:t>9/10</w:t>
             </w:r>
@@ -988,9 +1181,12 @@
         </w:tc>
         <w:tc>
           <w:tcPr>
-            <w:tcW w:type="dxa" w:w="2541"/>
+            <w:tcW w:type="dxa" w:w="2602"/>
           </w:tcPr>
           <w:p>
+            <w:pPr>
+              <w:spacing w:after="0" w:line="240" w:lineRule="auto"/>
+            </w:pPr>
             <w:r>
               <w:t>90%</w:t>
             </w:r>
@@ -1000,9 +1196,12 @@
       <w:tr>
         <w:tc>
           <w:tcPr>
-            <w:tcW w:type="dxa" w:w="2541"/>
+            <w:tcW w:type="dxa" w:w="2602"/>
           </w:tcPr>
           <w:p>
+            <w:pPr>
+              <w:spacing w:after="0" w:line="240" w:lineRule="auto"/>
+            </w:pPr>
             <w:r>
               <w:t>Fixed guidance</w:t>
             </w:r>
@@ -1010,9 +1209,12 @@
         </w:tc>
         <w:tc>
           <w:tcPr>
-            <w:tcW w:type="dxa" w:w="2541"/>
+            <w:tcW w:type="dxa" w:w="2602"/>
           </w:tcPr>
           <w:p>
+            <w:pPr>
+              <w:spacing w:after="0" w:line="240" w:lineRule="auto"/>
+            </w:pPr>
             <w:r>
               <w:t>Relevant</w:t>
             </w:r>
@@ -1020,9 +1222,12 @@
         </w:tc>
         <w:tc>
           <w:tcPr>
-            <w:tcW w:type="dxa" w:w="2541"/>
+            <w:tcW w:type="dxa" w:w="2602"/>
           </w:tcPr>
           <w:p>
+            <w:pPr>
+              <w:spacing w:after="0" w:line="240" w:lineRule="auto"/>
+            </w:pPr>
             <w:r>
               <w:t>7/10</w:t>
             </w:r>
@@ -1030,9 +1235,12 @@
         </w:tc>
         <w:tc>
           <w:tcPr>
-            <w:tcW w:type="dxa" w:w="2541"/>
+            <w:tcW w:type="dxa" w:w="2602"/>
           </w:tcPr>
           <w:p>
+            <w:pPr>
+              <w:spacing w:after="0" w:line="240" w:lineRule="auto"/>
+            </w:pPr>
             <w:r>
               <w:t>70%</w:t>
             </w:r>
@@ -1042,9 +1250,12 @@
       <w:tr>
         <w:tc>
           <w:tcPr>
-            <w:tcW w:type="dxa" w:w="2541"/>
+            <w:tcW w:type="dxa" w:w="2602"/>
           </w:tcPr>
           <w:p>
+            <w:pPr>
+              <w:spacing w:after="0" w:line="240" w:lineRule="auto"/>
+            </w:pPr>
             <w:r>
               <w:t>Feedback</w:t>
             </w:r>
@@ -1052,9 +1263,12 @@
         </w:tc>
         <w:tc>
           <w:tcPr>
-            <w:tcW w:type="dxa" w:w="2541"/>
+            <w:tcW w:type="dxa" w:w="2602"/>
           </w:tcPr>
           <w:p>
+            <w:pPr>
+              <w:spacing w:after="0" w:line="240" w:lineRule="auto"/>
+            </w:pPr>
             <w:r>
               <w:t>Diagnostic</w:t>
             </w:r>
@@ -1062,9 +1276,12 @@
         </w:tc>
         <w:tc>
           <w:tcPr>
-            <w:tcW w:type="dxa" w:w="2541"/>
+            <w:tcW w:type="dxa" w:w="2602"/>
           </w:tcPr>
           <w:p>
+            <w:pPr>
+              <w:spacing w:after="0" w:line="240" w:lineRule="auto"/>
+            </w:pPr>
             <w:r>
               <w:t>7/10</w:t>
             </w:r>
@@ -1072,9 +1289,12 @@
         </w:tc>
         <w:tc>
           <w:tcPr>
-            <w:tcW w:type="dxa" w:w="2541"/>
+            <w:tcW w:type="dxa" w:w="2602"/>
           </w:tcPr>
           <w:p>
+            <w:pPr>
+              <w:spacing w:after="0" w:line="240" w:lineRule="auto"/>
+            </w:pPr>
             <w:r>
               <w:t>70%</w:t>
             </w:r>
@@ -1084,9 +1304,12 @@
       <w:tr>
         <w:tc>
           <w:tcPr>
-            <w:tcW w:type="dxa" w:w="2541"/>
+            <w:tcW w:type="dxa" w:w="2602"/>
           </w:tcPr>
           <w:p>
+            <w:pPr>
+              <w:spacing w:after="0" w:line="240" w:lineRule="auto"/>
+            </w:pPr>
             <w:r>
               <w:t>Feedback</w:t>
             </w:r>
@@ -1094,9 +1317,12 @@
         </w:tc>
         <w:tc>
           <w:tcPr>
-            <w:tcW w:type="dxa" w:w="2541"/>
+            <w:tcW w:type="dxa" w:w="2602"/>
           </w:tcPr>
           <w:p>
+            <w:pPr>
+              <w:spacing w:after="0" w:line="240" w:lineRule="auto"/>
+            </w:pPr>
             <w:r>
               <w:t>Weak</w:t>
             </w:r>
@@ -1104,9 +1330,12 @@
         </w:tc>
         <w:tc>
           <w:tcPr>
-            <w:tcW w:type="dxa" w:w="2541"/>
+            <w:tcW w:type="dxa" w:w="2602"/>
           </w:tcPr>
           <w:p>
+            <w:pPr>
+              <w:spacing w:after="0" w:line="240" w:lineRule="auto"/>
+            </w:pPr>
             <w:r>
               <w:t>9/10</w:t>
             </w:r>
@@ -1114,9 +1343,12 @@
         </w:tc>
         <w:tc>
           <w:tcPr>
-            <w:tcW w:type="dxa" w:w="2541"/>
+            <w:tcW w:type="dxa" w:w="2602"/>
           </w:tcPr>
           <w:p>
+            <w:pPr>
+              <w:spacing w:after="0" w:line="240" w:lineRule="auto"/>
+            </w:pPr>
             <w:r>
               <w:t>90%</w:t>
             </w:r>
@@ -1173,7 +1405,7 @@
       <w:r>
         <w:rPr>
           <w:i/>
-          <w:sz w:val="18"/>
+          <w:sz w:val="24"/>
         </w:rPr>
         <w:t>Figure 1. Final finite check acceptance by family and fixed guidance; two repairable episodes per bar, n=20 total. Counts are descriptive and have no inferential interval.</w:t>
       </w:r>
@@ -1183,7 +1415,7 @@
         <w:pStyle w:val="Heading2"/>
       </w:pPr>
       <w:r>
-        <w:t>6.3 Post failure actions and structural changes</w:t>
+        <w:t>Post failure actions and structural changes</w:t>
       </w:r>
     </w:p>
     <w:p>
@@ -1195,7 +1427,7 @@
     <w:p>
       <w:pPr/>
       <w:r>
-        <w:t>There were 37 within episode adjacent source pairs. None were exact byte repeats in the logged strings. However, 14 of 77 logged sources were unparseable; 11 of those 14 contain a redaction marker, while three may have been malformed submissions for another reason. This leaves only 25 adjacent pairs with two parseable sources. Of these 25, zero had identical normalized syntax trees and 17 changed the set of called APIs. An API change can be a move from one secure randomness API to another or a move from a query check to HTML escaping in a SQL injection task; it is not automatically a valid security strategy switch. Two final logged source hashes also differed from the source hashes executed by the evaluator; both contain a redaction marker. These log fidelity failures limit exact code replay and structural coverage. We do not compute a genuine strategy switch rate or semantic repetition rate from this dataset. Figures 2 and 3 retain the denominators.</w:t>
+        <w:t>There were 37 within episode adjacent source pairs. None were exact byte repeats in the logged strings. Fourteen of 77 logged sources were unparseable: the logger replaced credential-like assignments with an unquoted &lt;REDACTED&gt; token in 11; two other sources contain malformed ;def syntax, and one has an unmatched brace. The original ASTs of the 11 redacted submissions cannot be recovered from the preserved logs by adding quotes around the marker. This leaves only 25 adjacent pairs with two parseable sources. Of these 25, zero had identical normalized syntax trees and 17 changed the set of called APIs. An API change can be a move from one secure randomness API to another or a move from a query check to HTML escaping in a SQL injection task; it is not automatically a valid security strategy switch. Two final logged source hashes also differed from the source hashes executed by the evaluator; both contain a redaction marker. These log fidelity failures limit exact code replay and structural coverage. We do not compute a genuine strategy switch rate or semantic repetition rate from this dataset. Figures 2 and 3 retain the denominators.</w:t>
       </w:r>
     </w:p>
     <w:p>
@@ -1241,7 +1473,7 @@
       <w:r>
         <w:rPr>
           <w:i/>
-          <w:sz w:val="18"/>
+          <w:sz w:val="24"/>
         </w:rPr>
         <w:t>Figure 2. Distribution of tool actions per episode by nominal repairability, n=20 in each group. The x axis is actions per episode and the y axis is episode count.</w:t>
       </w:r>
@@ -1289,7 +1521,7 @@
       <w:r>
         <w:rPr>
           <w:i/>
-          <w:sz w:val="18"/>
+          <w:sz w:val="24"/>
         </w:rPr>
         <w:t>Figure 3. Source comparison coverage and structural features in the 40 main episodes. Each bar names its own denominator; API changes are measured only on parseable adjacent pairs.</w:t>
       </w:r>
@@ -1299,7 +1531,7 @@
         <w:pStyle w:val="Heading2"/>
       </w:pPr>
       <w:r>
-        <w:t>6.4 Stopping and success statements</w:t>
+        <w:t>Stopping and success statements</w:t>
       </w:r>
     </w:p>
     <w:p>
@@ -1351,7 +1583,7 @@
       <w:r>
         <w:rPr>
           <w:i/>
-          <w:sz w:val="18"/>
+          <w:sz w:val="24"/>
         </w:rPr>
         <w:t>Figure 4. Terminal event classification by nominal repairability, n=20 per group. Counts are recorded event types and do not encode rational stopping.</w:t>
       </w:r>
@@ -1405,17 +1637,17 @@
       <w:r>
         <w:rPr>
           <w:i/>
-          <w:sz w:val="18"/>
+          <w:sz w:val="24"/>
         </w:rPr>
         <w:t>Figure 5. Explicit public final claims after conservative recovery from main logs, n=40. Five responses have no recoverable first public claim line.</w:t>
       </w:r>
     </w:p>
     <w:p>
       <w:pPr>
-        <w:pStyle w:val="Heading1"/>
+        <w:pStyle w:val="Heading2"/>
       </w:pPr>
       <w:r>
-        <w:t>7. Qualitative Analysis of Observable Trajectories</w:t>
+        <w:t>Qualitative analysis of observable trajectories</w:t>
       </w:r>
     </w:p>
     <w:p>
@@ -1507,9 +1739,538 @@
       <w:r>
         <w:rPr>
           <w:i/>
-          <w:sz w:val="18"/>
+          <w:sz w:val="24"/>
         </w:rPr>
         <w:t>Figure 6. Public tool observation timelines for five purposively selected main episodes. Each point is one observation at the numbered tool step; n=5 trajectories.</w:t>
+      </w:r>
+    </w:p>
+    <w:p>
+      <w:pPr>
+        <w:pStyle w:val="Heading2"/>
+      </w:pPr>
+      <w:r>
+        <w:t>Corrected-oracle pilot results, separate from the historical cohort</w:t>
+      </w:r>
+    </w:p>
+    <w:p>
+      <w:pPr/>
+      <w:r>
+        <w:t>All 30 assigned pilot slots were valid and independently rechecked against their archived sources, proofs, request traces, and event logs. Table 4 reports six episodes per condition: three seed repetitions in each of two authored families. “Oracle-secure” denotes acceptance by the new finite reference, not general web security. C5 still exposed one secure-oracle candidate to a false benchmark failure.</w:t>
+      </w:r>
+    </w:p>
+    <w:p>
+      <w:pPr>
+        <w:keepNext/>
+      </w:pPr>
+      <w:r>
+        <w:t>Table 4. Excluded corrected-oracle feasibility pilot (n=6 per condition; no pooling with the 40 historical main episodes).</w:t>
+      </w:r>
+    </w:p>
+    <w:tbl>
+      <w:tblPr>
+        <w:tblStyle w:val="LightShading-Accent1"/>
+        <w:tblW w:type="auto" w:w="0"/>
+        <w:tblLook w:firstColumn="1" w:firstRow="1" w:lastColumn="0" w:lastRow="0" w:noHBand="0" w:noVBand="1" w:val="04A0"/>
+      </w:tblPr>
+      <w:tblGrid>
+        <w:gridCol w:w="1735"/>
+        <w:gridCol w:w="1735"/>
+        <w:gridCol w:w="1735"/>
+        <w:gridCol w:w="1735"/>
+        <w:gridCol w:w="1735"/>
+        <w:gridCol w:w="1735"/>
+      </w:tblGrid>
+      <w:tr>
+        <w:tc>
+          <w:tcPr>
+            <w:tcW w:type="dxa" w:w="1735"/>
+          </w:tcPr>
+          <w:p>
+            <w:pPr>
+              <w:spacing w:after="0" w:line="240" w:lineRule="auto"/>
+            </w:pPr>
+            <w:r>
+              <w:t>Condition</w:t>
+            </w:r>
+          </w:p>
+        </w:tc>
+        <w:tc>
+          <w:tcPr>
+            <w:tcW w:type="dxa" w:w="1735"/>
+          </w:tcPr>
+          <w:p>
+            <w:pPr>
+              <w:spacing w:after="0" w:line="240" w:lineRule="auto"/>
+            </w:pPr>
+            <w:r>
+              <w:t>Finite task and feedback</w:t>
+            </w:r>
+          </w:p>
+        </w:tc>
+        <w:tc>
+          <w:tcPr>
+            <w:tcW w:type="dxa" w:w="1735"/>
+          </w:tcPr>
+          <w:p>
+            <w:pPr>
+              <w:spacing w:after="0" w:line="240" w:lineRule="auto"/>
+            </w:pPr>
+            <w:r>
+              <w:t>Oracle-secure episodes</w:t>
+            </w:r>
+          </w:p>
+        </w:tc>
+        <w:tc>
+          <w:tcPr>
+            <w:tcW w:type="dxa" w:w="1735"/>
+          </w:tcPr>
+          <w:p>
+            <w:pPr>
+              <w:spacing w:after="0" w:line="240" w:lineRule="auto"/>
+            </w:pPr>
+            <w:r>
+              <w:t>Early voluntary stops</w:t>
+            </w:r>
+          </w:p>
+        </w:tc>
+        <w:tc>
+          <w:tcPr>
+            <w:tcW w:type="dxa" w:w="1735"/>
+          </w:tcPr>
+          <w:p>
+            <w:pPr>
+              <w:spacing w:after="0" w:line="240" w:lineRule="auto"/>
+            </w:pPr>
+            <w:r>
+              <w:t>Submitted candidates</w:t>
+            </w:r>
+          </w:p>
+        </w:tc>
+        <w:tc>
+          <w:tcPr>
+            <w:tcW w:type="dxa" w:w="1735"/>
+          </w:tcPr>
+          <w:p>
+            <w:pPr>
+              <w:spacing w:after="0" w:line="240" w:lineRule="auto"/>
+            </w:pPr>
+            <w:r>
+              <w:t>Other terminal events</w:t>
+            </w:r>
+          </w:p>
+        </w:tc>
+      </w:tr>
+      <w:tr>
+        <w:tc>
+          <w:tcPr>
+            <w:tcW w:type="dxa" w:w="1735"/>
+          </w:tcPr>
+          <w:p>
+            <w:pPr>
+              <w:spacing w:after="0" w:line="240" w:lineRule="auto"/>
+            </w:pPr>
+            <w:r>
+              <w:t>C1</w:t>
+            </w:r>
+          </w:p>
+        </w:tc>
+        <w:tc>
+          <w:tcPr>
+            <w:tcW w:type="dxa" w:w="1735"/>
+          </w:tcPr>
+          <w:p>
+            <w:pPr>
+              <w:spacing w:after="0" w:line="240" w:lineRule="auto"/>
+            </w:pPr>
+            <w:r>
+              <w:t>Repairable; generic failure</w:t>
+            </w:r>
+          </w:p>
+        </w:tc>
+        <w:tc>
+          <w:tcPr>
+            <w:tcW w:type="dxa" w:w="1735"/>
+          </w:tcPr>
+          <w:p>
+            <w:pPr>
+              <w:spacing w:after="0" w:line="240" w:lineRule="auto"/>
+            </w:pPr>
+            <w:r>
+              <w:t>1/6</w:t>
+            </w:r>
+          </w:p>
+        </w:tc>
+        <w:tc>
+          <w:tcPr>
+            <w:tcW w:type="dxa" w:w="1735"/>
+          </w:tcPr>
+          <w:p>
+            <w:pPr>
+              <w:spacing w:after="0" w:line="240" w:lineRule="auto"/>
+            </w:pPr>
+            <w:r>
+              <w:t>0/6</w:t>
+            </w:r>
+          </w:p>
+        </w:tc>
+        <w:tc>
+          <w:tcPr>
+            <w:tcW w:type="dxa" w:w="1735"/>
+          </w:tcPr>
+          <w:p>
+            <w:pPr>
+              <w:spacing w:after="0" w:line="240" w:lineRule="auto"/>
+            </w:pPr>
+            <w:r>
+              <w:t>12</w:t>
+            </w:r>
+          </w:p>
+        </w:tc>
+        <w:tc>
+          <w:tcPr>
+            <w:tcW w:type="dxa" w:w="1735"/>
+          </w:tcPr>
+          <w:p>
+            <w:pPr>
+              <w:spacing w:after="0" w:line="240" w:lineRule="auto"/>
+            </w:pPr>
+            <w:r>
+              <w:t>One checker PASS, five budget stops</w:t>
+            </w:r>
+          </w:p>
+        </w:tc>
+      </w:tr>
+      <w:tr>
+        <w:tc>
+          <w:tcPr>
+            <w:tcW w:type="dxa" w:w="1735"/>
+          </w:tcPr>
+          <w:p>
+            <w:pPr>
+              <w:spacing w:after="0" w:line="240" w:lineRule="auto"/>
+            </w:pPr>
+            <w:r>
+              <w:t>C2</w:t>
+            </w:r>
+          </w:p>
+        </w:tc>
+        <w:tc>
+          <w:tcPr>
+            <w:tcW w:type="dxa" w:w="1735"/>
+          </w:tcPr>
+          <w:p>
+            <w:pPr>
+              <w:spacing w:after="0" w:line="240" w:lineRule="auto"/>
+            </w:pPr>
+            <w:r>
+              <w:t>Repairable; diagnostic feedback</w:t>
+            </w:r>
+          </w:p>
+        </w:tc>
+        <w:tc>
+          <w:tcPr>
+            <w:tcW w:type="dxa" w:w="1735"/>
+          </w:tcPr>
+          <w:p>
+            <w:pPr>
+              <w:spacing w:after="0" w:line="240" w:lineRule="auto"/>
+            </w:pPr>
+            <w:r>
+              <w:t>6/6</w:t>
+            </w:r>
+          </w:p>
+        </w:tc>
+        <w:tc>
+          <w:tcPr>
+            <w:tcW w:type="dxa" w:w="1735"/>
+          </w:tcPr>
+          <w:p>
+            <w:pPr>
+              <w:spacing w:after="0" w:line="240" w:lineRule="auto"/>
+            </w:pPr>
+            <w:r>
+              <w:t>0/6</w:t>
+            </w:r>
+          </w:p>
+        </w:tc>
+        <w:tc>
+          <w:tcPr>
+            <w:tcW w:type="dxa" w:w="1735"/>
+          </w:tcPr>
+          <w:p>
+            <w:pPr>
+              <w:spacing w:after="0" w:line="240" w:lineRule="auto"/>
+            </w:pPr>
+            <w:r>
+              <w:t>6</w:t>
+            </w:r>
+          </w:p>
+        </w:tc>
+        <w:tc>
+          <w:tcPr>
+            <w:tcW w:type="dxa" w:w="1735"/>
+          </w:tcPr>
+          <w:p>
+            <w:pPr>
+              <w:spacing w:after="0" w:line="240" w:lineRule="auto"/>
+            </w:pPr>
+            <w:r>
+              <w:t>Six checker PASS stops</w:t>
+            </w:r>
+          </w:p>
+        </w:tc>
+      </w:tr>
+      <w:tr>
+        <w:tc>
+          <w:tcPr>
+            <w:tcW w:type="dxa" w:w="1735"/>
+          </w:tcPr>
+          <w:p>
+            <w:pPr>
+              <w:spacing w:after="0" w:line="240" w:lineRule="auto"/>
+            </w:pPr>
+            <w:r>
+              <w:t>C3</w:t>
+            </w:r>
+          </w:p>
+        </w:tc>
+        <w:tc>
+          <w:tcPr>
+            <w:tcW w:type="dxa" w:w="1735"/>
+          </w:tcPr>
+          <w:p>
+            <w:pPr>
+              <w:spacing w:after="0" w:line="240" w:lineRule="auto"/>
+            </w:pPr>
+            <w:r>
+              <w:t>Necessary field absent; generic failure</w:t>
+            </w:r>
+          </w:p>
+        </w:tc>
+        <w:tc>
+          <w:tcPr>
+            <w:tcW w:type="dxa" w:w="1735"/>
+          </w:tcPr>
+          <w:p>
+            <w:pPr>
+              <w:spacing w:after="0" w:line="240" w:lineRule="auto"/>
+            </w:pPr>
+            <w:r>
+              <w:t>0/6</w:t>
+            </w:r>
+          </w:p>
+        </w:tc>
+        <w:tc>
+          <w:tcPr>
+            <w:tcW w:type="dxa" w:w="1735"/>
+          </w:tcPr>
+          <w:p>
+            <w:pPr>
+              <w:spacing w:after="0" w:line="240" w:lineRule="auto"/>
+            </w:pPr>
+            <w:r>
+              <w:t>0/6</w:t>
+            </w:r>
+          </w:p>
+        </w:tc>
+        <w:tc>
+          <w:tcPr>
+            <w:tcW w:type="dxa" w:w="1735"/>
+          </w:tcPr>
+          <w:p>
+            <w:pPr>
+              <w:spacing w:after="0" w:line="240" w:lineRule="auto"/>
+            </w:pPr>
+            <w:r>
+              <w:t>12</w:t>
+            </w:r>
+          </w:p>
+        </w:tc>
+        <w:tc>
+          <w:tcPr>
+            <w:tcW w:type="dxa" w:w="1735"/>
+          </w:tcPr>
+          <w:p>
+            <w:pPr>
+              <w:spacing w:after="0" w:line="240" w:lineRule="auto"/>
+            </w:pPr>
+            <w:r>
+              <w:t>Six budget stops</w:t>
+            </w:r>
+          </w:p>
+        </w:tc>
+      </w:tr>
+      <w:tr>
+        <w:tc>
+          <w:tcPr>
+            <w:tcW w:type="dxa" w:w="1735"/>
+          </w:tcPr>
+          <w:p>
+            <w:pPr>
+              <w:spacing w:after="0" w:line="240" w:lineRule="auto"/>
+            </w:pPr>
+            <w:r>
+              <w:t>C4</w:t>
+            </w:r>
+          </w:p>
+        </w:tc>
+        <w:tc>
+          <w:tcPr>
+            <w:tcW w:type="dxa" w:w="1735"/>
+          </w:tcPr>
+          <w:p>
+            <w:pPr>
+              <w:spacing w:after="0" w:line="240" w:lineRule="auto"/>
+            </w:pPr>
+            <w:r>
+              <w:t>Necessary field absent; truthful contradiction</w:t>
+            </w:r>
+          </w:p>
+        </w:tc>
+        <w:tc>
+          <w:tcPr>
+            <w:tcW w:type="dxa" w:w="1735"/>
+          </w:tcPr>
+          <w:p>
+            <w:pPr>
+              <w:spacing w:after="0" w:line="240" w:lineRule="auto"/>
+            </w:pPr>
+            <w:r>
+              <w:t>0/6</w:t>
+            </w:r>
+          </w:p>
+        </w:tc>
+        <w:tc>
+          <w:tcPr>
+            <w:tcW w:type="dxa" w:w="1735"/>
+          </w:tcPr>
+          <w:p>
+            <w:pPr>
+              <w:spacing w:after="0" w:line="240" w:lineRule="auto"/>
+            </w:pPr>
+            <w:r>
+              <w:t>0/6</w:t>
+            </w:r>
+          </w:p>
+        </w:tc>
+        <w:tc>
+          <w:tcPr>
+            <w:tcW w:type="dxa" w:w="1735"/>
+          </w:tcPr>
+          <w:p>
+            <w:pPr>
+              <w:spacing w:after="0" w:line="240" w:lineRule="auto"/>
+            </w:pPr>
+            <w:r>
+              <w:t>12</w:t>
+            </w:r>
+          </w:p>
+        </w:tc>
+        <w:tc>
+          <w:tcPr>
+            <w:tcW w:type="dxa" w:w="1735"/>
+          </w:tcPr>
+          <w:p>
+            <w:pPr>
+              <w:spacing w:after="0" w:line="240" w:lineRule="auto"/>
+            </w:pPr>
+            <w:r>
+              <w:t>Four budget stops, two voluntary stops on the last decision</w:t>
+            </w:r>
+          </w:p>
+        </w:tc>
+      </w:tr>
+      <w:tr>
+        <w:tc>
+          <w:tcPr>
+            <w:tcW w:type="dxa" w:w="1735"/>
+          </w:tcPr>
+          <w:p>
+            <w:pPr>
+              <w:spacing w:after="0" w:line="240" w:lineRule="auto"/>
+            </w:pPr>
+            <w:r>
+              <w:t>C5</w:t>
+            </w:r>
+          </w:p>
+        </w:tc>
+        <w:tc>
+          <w:tcPr>
+            <w:tcW w:type="dxa" w:w="1735"/>
+          </w:tcPr>
+          <w:p>
+            <w:pPr>
+              <w:spacing w:after="0" w:line="240" w:lineRule="auto"/>
+            </w:pPr>
+            <w:r>
+              <w:t>Repairable; secure candidate can be vetoed</w:t>
+            </w:r>
+          </w:p>
+        </w:tc>
+        <w:tc>
+          <w:tcPr>
+            <w:tcW w:type="dxa" w:w="1735"/>
+          </w:tcPr>
+          <w:p>
+            <w:pPr>
+              <w:spacing w:after="0" w:line="240" w:lineRule="auto"/>
+            </w:pPr>
+            <w:r>
+              <w:t>1/6</w:t>
+            </w:r>
+          </w:p>
+        </w:tc>
+        <w:tc>
+          <w:tcPr>
+            <w:tcW w:type="dxa" w:w="1735"/>
+          </w:tcPr>
+          <w:p>
+            <w:pPr>
+              <w:spacing w:after="0" w:line="240" w:lineRule="auto"/>
+            </w:pPr>
+            <w:r>
+              <w:t>0/6</w:t>
+            </w:r>
+          </w:p>
+        </w:tc>
+        <w:tc>
+          <w:tcPr>
+            <w:tcW w:type="dxa" w:w="1735"/>
+          </w:tcPr>
+          <w:p>
+            <w:pPr>
+              <w:spacing w:after="0" w:line="240" w:lineRule="auto"/>
+            </w:pPr>
+            <w:r>
+              <w:t>12</w:t>
+            </w:r>
+          </w:p>
+        </w:tc>
+        <w:tc>
+          <w:tcPr>
+            <w:tcW w:type="dxa" w:w="1735"/>
+          </w:tcPr>
+          <w:p>
+            <w:pPr>
+              <w:spacing w:after="0" w:line="240" w:lineRule="auto"/>
+            </w:pPr>
+            <w:r>
+              <w:t>Six budget stops; one secure-oracle/FAIL disagreement</w:t>
+            </w:r>
+          </w:p>
+        </w:tc>
+      </w:tr>
+    </w:tbl>
+    <w:p>
+      <w:pPr/>
+      <w:r>
+        <w:t>The C3 and C4 matched seed blocks each produced two submissions: C4 minus C3 was zero submissions in all six blocks, and neither condition produced an early voluntary stop. Two C4 runs voluntarily stopped only at the final permitted decision, after using the same number of submissions as their C3 matches. Thus the truthful contradiction did not shorten the search on either predeclared measure in this pilot. The three repetitions also gave zero within-cell sample SD for submission count in every family-condition cell. That does not establish determinism or yield a meaningful task-population confidence interval; the independent family count remains two.</w:t>
+      </w:r>
+    </w:p>
+    <w:p>
+      <w:pPr/>
+      <w:r>
+        <w:t>For the one selected secure-candidate onset, the matched truthful-PASS continuation voluntarily ended after one of three decisions with no additional candidate; the false-FAIL continuation exhausted all three decisions and submitted one additional, oracle-insecure candidate. This is a within-onset observation under a common continuation notice, not a population effect or a random sample of secure candidates. The two branches started from the same candidate and prior transcript, while the full C1/C5 episode paths differ in automatic stopping. The pilot demonstrates an executable corrected oracle and a feasible controlled continuation, but does not resolve the historical causal question.</w:t>
       </w:r>
     </w:p>
     <w:p>
@@ -1517,7 +2278,7 @@
         <w:pStyle w:val="Heading1"/>
       </w:pPr>
       <w:r>
-        <w:t>8. Discussion</w:t>
+        <w:t>Discussion</w:t>
       </w:r>
     </w:p>
     <w:p>
@@ -1525,13 +2286,13 @@
         <w:pStyle w:val="Heading2"/>
       </w:pPr>
       <w:r>
-        <w:t>8.1 What the hidden veto changes</w:t>
+        <w:t>What the hidden veto changes</w:t>
       </w:r>
     </w:p>
     <w:p>
       <w:pPr/>
       <w:r>
-        <w:t>In this suite, “unavailable” means the evaluator sets condition_reachable=false after testing the candidate. The agent receives a failure message, not an independent proof that its objective cannot be reached. When nine final candidates already satisfy the family tests, further code edits cannot overcome that flag. The decision to continue can therefore arise under an opaque response whose meaning the agent cannot verify. A benchmark cannot establish that an agent failed to give up rationally when its own rejection rule is hidden and independent of the code being repaired. This is the paper's main methodological result. Test–gate discordance is a simple audit to run before reporting stopping behavior. This result follows from the evaluator implementation and saved receipts; it does not estimate how a different agent would react to truthful feedback.</w:t>
+        <w:t>In this suite, “unavailable” means the evaluator sets condition_reachable=false after testing the candidate. The agent receives a failure message, not an independent proof that its objective cannot be reached. When nine final candidates already satisfy the family tests, further code edits cannot overcome that flag. The decision to continue can therefore arise under an opaque response whose meaning the agent cannot verify. A benchmark cannot establish that an agent failed to give up rationally when its own rejection rule is hidden and independent of the code being repaired. This is the paper's main result for this evaluator. Test–gate discordance is a simple audit to run before reporting stopping behavior. Prior benchmark-validity studies [23–25] make the broader concern familiar; the present receipts locate its effect on this particular repair-and-stop measurement. This result follows from the evaluator implementation and saved receipts; it does not estimate how a different agent would react to truthful feedback.</w:t>
       </w:r>
     </w:p>
     <w:p>
@@ -1539,7 +2300,7 @@
         <w:pStyle w:val="Heading2"/>
       </w:pPr>
       <w:r>
-        <w:t>8.2 What the trajectories show</w:t>
+        <w:t>What the trajectories show</w:t>
       </w:r>
     </w:p>
     <w:p>
@@ -1551,13 +2312,13 @@
     <w:p>
       <w:pPr/>
       <w:r>
-        <w:t>Our interpretation. Feedback prompted further visible work in many episodes, but that work cannot be labeled genuine security strategy adaptation at scale from current automatic features. Different API calls can preserve the same security plan, and syntactic change can even move into an irrelevant domain. The checker design can produce misleading feedback: when a raw test passes but acceptance is vetoed, further revisions cannot resolve the hidden condition. It is plausible that some extra attempts reflect the benchmark's opaque response rather than an agent tendency to disregard negative evidence. Because per-action raw pass is not logged, we cannot link that plausible mechanism to a specific revision. The present data cannot distinguish those explanations.</w:t>
+        <w:t>Our interpretation. Further visible work followed public feedback in many episodes, but that work cannot be labeled genuine security strategy adaptation at scale from current automatic features. Different API calls can preserve the same security plan, and syntactic change can even move into an irrelevant domain. The checker design can produce misleading feedback: when a raw test passes but acceptance is vetoed, further revisions cannot resolve the hidden condition. It is plausible that some extra attempts reflect the benchmark's opaque response rather than an agent tendency to disregard negative evidence. Because per-action raw pass is not logged, we cannot link that plausible mechanism to a specific revision. The present data cannot distinguish those explanations.</w:t>
       </w:r>
     </w:p>
     <w:p>
       <w:pPr/>
       <w:r>
-        <w:t>What cannot be concluded. We cannot estimate the causal contribution of guidance or diagnostic feedback, the agent's rational stopping threshold, the frequency of true secure repairs, its ability to recognize genuinely unrecoverable tasks, or a general false success rate. We cannot generalize from one local model tag, five main task families, and one run per arm to all coding agents. The original planned hypothesis tests remain unperformed. Before a confirmatory study, the task oracle needs truly reachable and unreachable program states with truthful feedback, the checker needs stronger security properties and adversarial test coverage, the model runtime needs an exact digest, the logger must preserve redacted source structure, and blinded strategy coding must be completed.</w:t>
+        <w:t>What cannot be concluded. We cannot estimate the causal contribution of guidance or diagnostic feedback, the agent's rational stopping threshold, the frequency of true secure repairs, its ability to recognize genuinely unrecoverable tasks across tasks, or a general false success rate. We cannot generalize from one local model tag, five historical main families, and one run per arm to all coding agents. The original planned hypothesis tests remain unperformed. The corrected pilot shows that truthful contradiction did not reduce submissions in two bounded families, while one selected false verdict did extend a continuation; those findings do not jointly estimate a broad feedback effect. Before a confirmatory study, the task oracle needs independently admitted semantics and stronger security properties, the logger must preserve redacted source structure, and blinded strategy coding must be completed.</w:t>
       </w:r>
     </w:p>
     <w:p>
@@ -1571,21 +2332,75 @@
         <w:pStyle w:val="Heading2"/>
       </w:pPr>
       <w:r>
-        <w:t>8.3 A decisive follow-up test</w:t>
+        <w:t>What the corrected pilot changes</w:t>
       </w:r>
     </w:p>
     <w:p>
       <w:pPr/>
       <w:r>
-        <w:t>The next experiment should construct genuinely unreachable local tasks by removing a necessary prerequisite from the permitted environment, with an independent executable proof that no allowed action can restore it. Within each matched task family, randomize whether feedback supplies verifiable evidence of that missing prerequisite or only a generic failure message; include matched repairable controls, a fixed action budget, and repeated runs. Predeclare evidence-based stopping as an explicit termination after the agent has inspected the relevant state and named the missing prerequisite. If truthful evidence shortens search in unreachable tasks while leaving repairable success intact, feedback opacity explains part of the apparent persistence. If excess attempts remain despite that evidence, an agent-level stopping limitation becomes more plausible. A blinded coding protocol should separately assess source edits, strategy changes, and unsupported claims. This would test the causal question that the present data cannot answer.</w:t>
+        <w:t>The feasibility pilot replaces a hidden “unavailable” flag with a necessary observation field that is actually absent from the candidate interface. Its paired-world contradiction establishes bounded unreachability before an agent call, and C4 delivers a truthful explanation after checking. That is a concrete improvement to the oracle. The null submission contrast in six C3/C4 matched seed blocks is also substantive: making the reason honest did not make this model stop earlier under the pilot's short action budget. The single matched secure-onset fork shows a different, narrower sensitivity to verdict truth at an already secure candidate. The fork was selected after observing a secure onset and uses an extra continuation notice, so its outcome cannot be generalized or merged with the C3/C4 comparison.</w:t>
+      </w:r>
+    </w:p>
+    <w:p>
+      <w:pPr/>
+      <w:r>
+        <w:t>A decisive follow-up study still needs independently reviewed task semantics, more independent families, a power decision at the family level, and a predeclared stopping endpoint tied to the agent naming the missing prerequisite. It should compare truthful and generic failure within genuinely unreachable tasks, alongside repairable controls, while keeping budgets and stopping rules matched. The number of seeds per family should capture run variation, but confidence intervals for a broader family population require enough independently sampled or justified families. Blind source-change coding and exact per-action raw results would let researchers ask which code edits follow an internally passing candidate. The prospective logger now saves full finite-evaluator receipts for future excluded v1 checks and explicit NOT_RUN reasons for non-check actions; it cannot add raw results to the 81 historical records or open the gated main study.</w:t>
       </w:r>
     </w:p>
     <w:p>
       <w:pPr>
-        <w:pStyle w:val="Heading1"/>
+        <w:pStyle w:val="Heading2"/>
       </w:pPr>
       <w:r>
-        <w:t>9. Threats to Validity and Limitations</w:t>
+        <w:t>Five rules for honest agent benchmarks</w:t>
+      </w:r>
+    </w:p>
+    <w:p>
+      <w:pPr>
+        <w:ind w:left="360"/>
+      </w:pPr>
+      <w:r>
+        <w:t>1. Prove each task state before evaluation. Show a constructive solution for repairable cells and a bounded, independently checked impossibility argument for unavailable cells; state the scope of both proofs.</w:t>
+      </w:r>
+    </w:p>
+    <w:p>
+      <w:pPr>
+        <w:ind w:left="360"/>
+      </w:pPr>
+      <w:r>
+        <w:t>2. Make checker feedback truthful. Separate raw property tests from acceptance policy, and never present a hidden policy veto as a code defect or proof of impossibility.</w:t>
+      </w:r>
+    </w:p>
+    <w:p>
+      <w:pPr>
+        <w:ind w:left="360"/>
+      </w:pPr>
+      <w:r>
+        <w:t>3. Preserve every decision and source. Link per-action raw results, public verdicts, exact executed-source hashes, prompts, model/runtime versions, and stop events in a replayable archive; redact without destroying syntax or provenance.</w:t>
+      </w:r>
+    </w:p>
+    <w:p>
+      <w:pPr>
+        <w:ind w:left="360"/>
+      </w:pPr>
+      <w:r>
+        <w:t>4. Match stopping opportunities. Hold action budgets, continuation notices, and automatic PASS behavior constant for comparisons intended to measure an agent's choice to continue.</w:t>
+      </w:r>
+    </w:p>
+    <w:p>
+      <w:pPr>
+        <w:ind w:left="360"/>
+      </w:pPr>
+      <w:r>
+        <w:t>5. Replicate at the task-family level. Freeze schedules before calls, run multiple seeds within each cell, include enough independently validated families for the intended inference, and label exploratory pilots separately from confirmatory data.</w:t>
+      </w:r>
+    </w:p>
+    <w:p>
+      <w:pPr>
+        <w:pStyle w:val="Heading2"/>
+      </w:pPr>
+      <w:r>
+        <w:t>Threats to validity and limitations</w:t>
       </w:r>
     </w:p>
     <w:p>
@@ -1597,27 +2412,27 @@
     <w:p>
       <w:pPr/>
       <w:r>
-        <w:t>Internal and statistical validity. Five families supply only five independent clusters for factor comparisons, with one run per arm. Guidance blocks were not fully time balanced. The main tasks were chosen for a bounded overnight profile, not sampled randomly from the 20 family catalog. The earlier preregistered 20 family, repeated run GEE cannot be estimated appropriately here. Percentile resampling of five selected families is a sensitivity display, not a confirmatory uncertainty statement. Action counts, candidate pairs, and failed checks are nested within runs; they are never independent replicates. No multiple comparison claims are made.</w:t>
+        <w:t>Internal and statistical validity. Five historical families supply only five independent clusters for factor comparisons, with one run per arm. Guidance blocks were not fully time balanced. The main tasks were chosen for a bounded overnight profile, not sampled randomly from the 20 family catalog. The earlier preregistered 20 family, repeated run GEE cannot be estimated appropriately here. Percentile resampling of five selected families is a sensitivity display, not a confirmatory uncertainty statement. The corrected pilot has three seeds per cell but only two authored families; its zero within-cell submission variance and single selected fork provide no general confidence interval. Action counts, candidate pairs, failed checks, and seeds within families are nested; they are never independent family replicates. No multiple comparison claims are made.</w:t>
       </w:r>
     </w:p>
     <w:p>
       <w:pPr/>
       <w:r>
-        <w:t>Measurement validity. Fourteen of 77 logged source strings are unparseable, 11 with redaction markers and three without an identified cause; two final source hashes disagree with executed source hashes, both with redaction markers. None of the 81 per-action check records carries the raw evaluator result, so test–gate discordance cannot be localized within a trajectory. Auxiliary Docker logs do not constitute a complete, uniquely linked action archive and are not substituted for missing receipts. The original claim parser marked 40/40 main claims unknown because of uncleaned tag placement. The conservative correction leaves five unknown and cannot recover intent from implicit prose. AGENT_SELF_TERMINATION does not always mean voluntary evidence based stopping. Runtime and token accounting may omit or duplicate internal protocol reminder calls; token totals are not analyzed. API inventory and AST differences lack an independently coded strategy label; no inter rater reliability is available.</w:t>
+        <w:t>Measurement validity. Fourteen of 77 historical logged source strings are unparseable: 11 from an unquoted redaction token, two from ;def syntax, and one from an unmatched brace. Two final source hashes disagree with executed source hashes, both with redaction markers. None of the 81 historical per-action check records carries the raw evaluator result, so test–gate discordance cannot be localized within a trajectory. Auxiliary Docker logs do not constitute a complete, uniquely linked action archive and are not substituted for missing receipts. The original claim parser marked 40/40 main claims unknown because of uncleaned tag placement. The conservative correction leaves five unknown and cannot recover intent from implicit prose. AGENT_SELF_TERMINATION does not always mean voluntary evidence based stopping. Runtime and token accounting may omit or duplicate internal protocol reminder calls; token totals are not analyzed. API inventory and AST differences lack an independently coded strategy label; no inter rater reliability is available.</w:t>
       </w:r>
     </w:p>
     <w:p>
       <w:pPr/>
       <w:r>
-        <w:t>External and reproducibility validity. The model tag and prompt are recorded, but exact Ollama binary and model weights digests were not frozen in the main manifest. The synthetic, short Python fixtures differ from mature cryptographic libraries and real web services. Raw traces are kept in a local archive excluded from Git; an external researcher needs that archive, or a carefully reviewed redacted release, to reproduce every numerical result. Saved SHA 256 receipts and current code validate consistency and version linkage, not secure append only storage or a full third party reproduction. Historical engineering smokes and containment simulations have different protocols and remain outside the main estimates.</w:t>
+        <w:t>External and reproducibility validity. The historical model tag and prompt are recorded, but exact Ollama binary and model weights digests were not frozen in the main manifest; the later pilot records a weights digest and runtime version. The synthetic, short Python fixtures differ from mature cryptographic libraries and real web services. The pilot's stateless finite modes exclude memoryful or arbitrary programs, and independent human review of its task semantics is pending. Raw traces are kept in a local archive excluded from Git; an external researcher needs that archive, or a carefully reviewed redacted release, to reproduce every numerical result. Saved SHA 256 receipts and current code validate consistency and version linkage, not secure append only storage or a full third party reproduction. Historical engineering smokes and containment simulations have different protocols and remain outside the main estimates.</w:t>
       </w:r>
     </w:p>
     <w:p>
       <w:pPr>
-        <w:pStyle w:val="Heading1"/>
+        <w:pStyle w:val="Heading2"/>
       </w:pPr>
       <w:r>
-        <w:t>10. Safety and Ethics</w:t>
+        <w:t>Safety and ethics</w:t>
       </w:r>
     </w:p>
     <w:p>
@@ -1634,16 +2449,30 @@
     </w:p>
     <w:p>
       <w:pPr>
-        <w:pStyle w:val="Heading1"/>
+        <w:pStyle w:val="Heading2"/>
       </w:pPr>
       <w:r>
-        <w:t>11. Conclusion</w:t>
+        <w:t>Conclusion</w:t>
       </w:r>
     </w:p>
     <w:p>
       <w:pPr/>
       <w:r>
-        <w:t>In 40 exploratory local episodes, this qwen3:4b coding agent often revised code after a checker failure, and 16 of 20 nominally repairable final candidates passed the benchmark's finite checks. The most important result is about the experiment itself: nine nominally unavailable final candidates passed the family tests and were nevertheless rejected by a hidden veto. Under that design, additional attempts cannot be classified as irrational persistence from these traces. Incomplete source capture and narrow security tests also limit adaptation and repair claims. The lesson is simple enough to guide the next study: before asking when an agent should stop, make sure the benchmark can tell a fixable failure from an impossible one. Doing so requires a real unreachability oracle, truthful feedback, stronger security checks, reliable public logging, and independently repeated task families.</w:t>
+        <w:t>In 40 exploratory local episodes, this qwen3:4b coding agent often submitted another candidate after a public checker failure, and 16 of 20 nominally repairable final candidates passed the benchmark's finite checks. The central validity result is that nine nominally unavailable final candidates passed the family tests and were nevertheless rejected by a hidden veto. Under that design, additional attempts cannot be classified as irrational persistence from those traces. An excluded 30-episode pilot implemented a bounded corrected oracle; truthful contradiction feedback did not reduce submissions in its six matched unavailable blocks, while one selected matched continuation changed under a false verdict. These observations invite stronger tests, not a population claim. Before asking when an agent should stop, the benchmark must distinguish a fixable failure from a proved impossibility and preserve each raw check result.</w:t>
+      </w:r>
+    </w:p>
+    <w:p>
+      <w:pPr>
+        <w:pStyle w:val="Heading2"/>
+      </w:pPr>
+      <w:r>
+        <w:t>Data and reproduction</w:t>
+      </w:r>
+    </w:p>
+    <w:p>
+      <w:pPr/>
+      <w:r>
+        <w:t>From the repository root, run python3 -B -m analysis.paper_pipeline --output paper/artifacts; this reads the saved historical main and AEAD pilot trajectories and verifies their hashes without launching Docker or the model. Separately run python3 -B -m analysis.audit_v7_decisive_excluded_pilot --check and python3 -B -m analysis.audit_v7_decisive_c5_fork --check to recheck the corrected-oracle pilot and matched continuation. Those commands require the Git-ignored local v7 archives; the tracked derived audit JSON files alone do not reproduce their counts. Rebuild the figures and submission documents with sh reproduction/render_paper.sh using the bundled workspace Python dependencies described in paper/README.md. A researcher without experiments/runs/ and experiments/raw_archive/ can inspect the manuscript and derived tables but cannot independently regenerate all counts. The original study source commit is 98a4dcf414672c1725e4acdb9f08045370aa7f64; this manuscript and post-collection analysis remain a working-tree review draft pending a final release revision.</w:t>
       </w:r>
     </w:p>
     <w:p>
@@ -1651,13 +2480,13 @@
         <w:pStyle w:val="Heading1"/>
       </w:pPr>
       <w:r>
-        <w:t>Data and Reproduction Statement</w:t>
+        <w:t>Acknowledgments</w:t>
       </w:r>
     </w:p>
     <w:p>
       <w:pPr/>
       <w:r>
-        <w:t>From the repository root, run python3 -B -m analysis.paper_pipeline --output paper/artifacts; this reads the saved main and pilot trajectories and verifies their hashes without launching Docker or the model. The script produces results.json, per run and factor CSV files, and an input hash ledger in paper/artifacts/. Rebuild the figures and submission documents with python3 -B -m paper.build_submission using the bundled workspace Python dependencies described in paper/README.md. A researcher without experiments/runs/ and experiments/raw_archive/ can inspect the manuscript and derived tables but cannot independently regenerate all counts. The frozen study commit is given above; paper analysis code is a post collection addition.</w:t>
+        <w:t>Funding, conflicts of interest, contributions beyond the listed author, and any acknowledgments are pending author confirmation. OpenAI Codex assisted with analysis code, manuscript drafting and editing, and artifact checks; the author must review and approve the final manuscript before submission.</w:t>
       </w:r>
     </w:p>
     <w:p>
@@ -1671,115 +2500,115 @@
     <w:p>
       <w:pPr/>
       <w:r>
-        <w:t>[1] V. Sriram et al., “Improving LLM-Assisted Secure Code Generation through Retrieval-Augmented-Generation and Multi-Tool Feedback,” *arXiv preprint*, 2026. Primary source (https://arxiv.org/abs/2601.00509).</w:t>
+        <w:t>[1] V. Sriram et al., “Improving LLM-Assisted Secure Code Generation through Retrieval-Augmented-Generation and Multi-Tool Feedback,” arXiv preprint, 2026. Primary source (https://arxiv.org/abs/2601.00509).</w:t>
       </w:r>
     </w:p>
     <w:p>
       <w:pPr/>
       <w:r>
-        <w:t>[2] S. Yao et al., “ReAct: Synergizing Reasoning and Acting in Language Models,” *ICLR*, 2023. Primary source (https://arxiv.org/abs/2210.03629).</w:t>
+        <w:t>[2] S. Yao et al., “ReAct: Synergizing Reasoning and Acting in Language Models,” ICLR, 2023. Primary source (https://arxiv.org/abs/2210.03629).</w:t>
       </w:r>
     </w:p>
     <w:p>
       <w:pPr/>
       <w:r>
-        <w:t>[3] N. Shinn et al., “Reflexion: Language Agents with Verbal Reinforcement Learning,” *NeurIPS*, 2023. Primary source (https://arxiv.org/abs/2303.11366).</w:t>
+        <w:t>[3] N. Shinn et al., “Reflexion: Language Agents with Verbal Reinforcement Learning,” NeurIPS, 2023. Primary source (https://arxiv.org/abs/2303.11366).</w:t>
       </w:r>
     </w:p>
     <w:p>
       <w:pPr/>
       <w:r>
-        <w:t>[4] A. Madaan et al., “Self-Refine: Iterative Refinement with Self-Feedback,” *NeurIPS*, 2023. Primary source (https://arxiv.org/abs/2303.17651).</w:t>
+        <w:t>[4] A. Madaan et al., “Self-Refine: Iterative Refinement with Self-Feedback,” NeurIPS, 2023. Primary source (https://arxiv.org/abs/2303.17651).</w:t>
       </w:r>
     </w:p>
     <w:p>
       <w:pPr/>
       <w:r>
-        <w:t>[5] Z. Gou et al., “CRITIC: Large Language Models Can Self-Correct with Tool-Interactive Critiquing,” *ICLR*, 2024. Primary source (https://arxiv.org/abs/2305.11738).</w:t>
+        <w:t>[5] Z. Gou et al., “CRITIC: Large Language Models Can Self-Correct with Tool-Interactive Critiquing,” ICLR, 2024. Primary source (https://arxiv.org/abs/2305.11738).</w:t>
       </w:r>
     </w:p>
     <w:p>
       <w:pPr/>
       <w:r>
-        <w:t>[6] X. Chen et al., “Teaching Large Language Models to Self-Debug,” *ICLR*, 2024. Primary source (https://arxiv.org/abs/2304.05128).</w:t>
+        <w:t>[6] X. Chen et al., “Teaching Large Language Models to Self-Debug,” ICLR, 2024. Primary source (https://arxiv.org/abs/2304.05128).</w:t>
       </w:r>
     </w:p>
     <w:p>
       <w:pPr/>
       <w:r>
-        <w:t>[7] U. Kulsum et al., “A Case Study of LLM for Automated Vulnerability Repair: Assessing Impact of Reasoning and Patch Validation Feedback,” *AIware*, 2024. Primary source (https://arxiv.org/abs/2405.15690).</w:t>
+        <w:t>[7] U. Kulsum et al., “A Case Study of LLM for Automated Vulnerability Repair: Assessing Impact of Reasoning and Patch Validation Feedback,” AIware, 2024. Primary source (https://arxiv.org/abs/2405.15690).</w:t>
       </w:r>
     </w:p>
     <w:p>
       <w:pPr/>
       <w:r>
-        <w:t>[8] A. Wang et al., “Hell or High Water: Evaluating Agentic Recovery from External Failures,” *COLM*, 2025. Primary source (https://arxiv.org/abs/2508.11027).</w:t>
+        <w:t>[8] A. Wang et al., “Hell or High Water: Evaluating Agentic Recovery from External Failures,” COLM, 2025. Primary source (https://arxiv.org/abs/2508.11027).</w:t>
       </w:r>
     </w:p>
     <w:p>
       <w:pPr/>
       <w:r>
-        <w:t>[9] X. Liu et al., “AgentAbstain: Do LLM Agents Know When Not to Act?,” *arXiv preprint*, 2026. Primary source (https://arxiv.org/abs/2607.10059).</w:t>
+        <w:t>[9] X. Liu et al., “AgentAbstain: Do LLM Agents Know When Not to Act?,” arXiv preprint, 2026. Primary source (https://arxiv.org/abs/2607.10059).</w:t>
       </w:r>
     </w:p>
     <w:p>
       <w:pPr/>
       <w:r>
-        <w:t>[10] L. Advani, “From Confident Closing to Silent Failure: Characterizing False Success in LLM Agents,” *FAGEN workshop at ICML*, 2026. Primary source (https://arxiv.org/abs/2606.09863).</w:t>
+        <w:t>[10] L. Advani, “From Confident Closing to Silent Failure: Characterizing False Success in LLM Agents,” FAGEN workshop at ICML, 2026. Primary source (https://arxiv.org/abs/2606.09863).</w:t>
       </w:r>
     </w:p>
     <w:p>
       <w:pPr/>
       <w:r>
-        <w:t>[11] J. Liu, “When May an Agent Stop? Evidence-Carrying Termination for Tool-Using LLMs,” *arXiv preprint*, 2026. Primary source (https://arxiv.org/abs/2608.23623).</w:t>
+        <w:t>[11] J. Liu, “When May an Agent Stop? Evidence-Carrying Termination for Tool-Using LLMs,” arXiv preprint, 2026. Primary source (https://arxiv.org/abs/2608.23623).</w:t>
       </w:r>
     </w:p>
     <w:p>
       <w:pPr/>
       <w:r>
-        <w:t>[12] R. Kamoi et al., “When Can LLMs Actually Correct Their Own Mistakes? A Critical Survey of Self-Correction of LLMs,” *Transactions of the Association for Computational Linguistics*, vol. 12, pp. 1417–1440, 2024. DOI: 10.1162/tacl_a_00713. Primary source (https://aclanthology.org/2024.tacl-1.78/).</w:t>
+        <w:t>[12] R. Kamoi et al., “When Can LLMs Actually Correct Their Own Mistakes? A Critical Survey of Self-Correction of LLMs,” Transactions of the Association for Computational Linguistics, vol. 12, pp. 1417–1440, 2024. DOI: 10.1162/tacl_a_00713. Primary source (https://aclanthology.org/2024.tacl-1.78/).</w:t>
       </w:r>
     </w:p>
     <w:p>
       <w:pPr/>
       <w:r>
-        <w:t>[13] J. Huang et al., “Large Language Models Cannot Self-Correct Reasoning Yet,” *ICLR*, 2024. Primary source (https://arxiv.org/abs/2310.01798).</w:t>
+        <w:t>[13] J. Huang et al., “Large Language Models Cannot Self-Correct Reasoning Yet,” ICLR, 2024. Primary source (https://arxiv.org/abs/2310.01798).</w:t>
       </w:r>
     </w:p>
     <w:p>
       <w:pPr/>
       <w:r>
-        <w:t>[14] P. Lewis et al., “Retrieval-Augmented Generation for Knowledge-Intensive NLP Tasks,” *NeurIPS*, 2020. Primary source (https://arxiv.org/abs/2005.11401).</w:t>
+        <w:t>[14] P. Lewis et al., “Retrieval-Augmented Generation for Knowledge-Intensive NLP Tasks,” NeurIPS, 2020. Primary source (https://arxiv.org/abs/2005.11401).</w:t>
       </w:r>
     </w:p>
     <w:p>
       <w:pPr/>
       <w:r>
-        <w:t>[15] Z. Liu et al., “Do LLMs Catch Their Own Mistakes? A Comprehensive Benchmark for Reflective Tool Use LLMs,” *Findings of ACL*, 2026. DOI: 10.18653/v1/2026.findings-acl.86. Primary source (https://aclanthology.org/2026.findings-acl.86/).</w:t>
+        <w:t>[15] Z. Liu et al., “Do LLMs Catch Their Own Mistakes? A Comprehensive Benchmark for Reflective Tool Use LLMs,” Findings of ACL, 2026. DOI: 10.18653/v1/2026.findings-acl.86. Primary source (https://aclanthology.org/2026.findings-acl.86/).</w:t>
       </w:r>
     </w:p>
     <w:p>
       <w:pPr/>
       <w:r>
-        <w:t>[16] C. Ma et al., “AgentBoard: An Analytical Evaluation Board of Multi-turn LLM Agents,” *NeurIPS*, 2024. Primary source (https://arxiv.org/abs/2401.13178).</w:t>
+        <w:t>[16] C. Ma et al., “AgentBoard: An Analytical Evaluation Board of Multi-turn LLM Agents,” NeurIPS, 2024. Primary source (https://arxiv.org/abs/2401.13178).</w:t>
       </w:r>
     </w:p>
     <w:p>
       <w:pPr/>
       <w:r>
-        <w:t>[17] C. E. Jimenez et al., “SWE-bench: Can Language Models Resolve Real-World GitHub Issues?,” *ICLR*, 2024. Primary source (https://arxiv.org/abs/2310.06770).</w:t>
+        <w:t>[17] C. E. Jimenez et al., “SWE-bench: Can Language Models Resolve Real-World GitHub Issues?,” ICLR, 2024. Primary source (https://arxiv.org/abs/2310.06770).</w:t>
       </w:r>
     </w:p>
     <w:p>
       <w:pPr/>
       <w:r>
-        <w:t>[18] Z. Wang et al., “CyberGym: Evaluating AI Agents' Real-World Cybersecurity Capabilities at Scale,” *arXiv preprint*, 2025. Primary source (https://arxiv.org/abs/2506.02548).</w:t>
+        <w:t>[18] Z. Wang et al., “CyberGym: Evaluating AI Agents' Real-World Cybersecurity Capabilities at Scale,” arXiv preprint, 2025. Primary source (https://arxiv.org/abs/2506.02548).</w:t>
       </w:r>
     </w:p>
     <w:p>
       <w:pPr/>
       <w:r>
-        <w:t>[19] A. K. Zhang et al., “Cybench: A Framework for Evaluating Cybersecurity Capabilities and Risks of Language Models,” *ICLR*, 2025. Primary source (https://arxiv.org/abs/2408.08926).</w:t>
+        <w:t>[19] A. K. Zhang et al., “Cybench: A Framework for Evaluating Cybersecurity Capabilities and Risks of Language Models,” ICLR, 2025. Primary source (https://arxiv.org/abs/2408.08926).</w:t>
       </w:r>
     </w:p>
     <w:p>
@@ -1797,12 +2626,30 @@
     <w:p>
       <w:pPr/>
       <w:r>
-        <w:t>[22] A. Yang et al., “Qwen3 Technical Report,” *arXiv preprint*, 2025. Primary source (https://arxiv.org/abs/2505.09388).</w:t>
+        <w:t>[22] A. Yang et al., “Qwen3 Technical Report,” arXiv preprint, 2025. Primary source (https://arxiv.org/abs/2505.09388).</w:t>
+      </w:r>
+    </w:p>
+    <w:p>
+      <w:pPr/>
+      <w:r>
+        <w:t>[23] R. Aleithan et al., “SWE-Bench+: Enhanced Coding Benchmark for LLMs,” arXiv preprint, 2024. Primary source (https://arxiv.org/abs/2410.06992).</w:t>
+      </w:r>
+    </w:p>
+    <w:p>
+      <w:pPr/>
+      <w:r>
+        <w:t>[24] C. Shen et al., “PatchBench: Evaluating AI Agents for Vulnerability Patching,” arXiv preprint, 2026. Primary source (https://arxiv.org/abs/2609.04075).</w:t>
+      </w:r>
+    </w:p>
+    <w:p>
+      <w:pPr/>
+      <w:r>
+        <w:t>[25] A. Shaw, “Silent Failures in Agentic Security Evaluation: A Validated Harness for Tool-Call Mediation Under Indirect Prompt Injection,” arXiv preprint, 2026. Primary source (https://arxiv.org/abs/2609.32691).</w:t>
       </w:r>
     </w:p>
     <w:sectPr>
-      <w:pgSz w:w="12240" w:h="15840"/>
-      <w:pgMar w:top="1037" w:right="1037" w:bottom="1037" w:left="1037" w:header="720" w:footer="720" w:gutter="0"/>
+      <w:pgSz w:w="11906" w:h="16838"/>
+      <w:pgMar w:top="749" w:right="749" w:bottom="749" w:left="749" w:header="720" w:footer="720" w:gutter="0"/>
       <w:cols w:space="720"/>
       <w:docGrid w:linePitch="360"/>
     </w:sectPr>
@@ -2174,11 +3021,11 @@
     <w:qFormat/>
     <w:rsid w:val="00FC693F"/>
     <w:pPr>
-      <w:spacing w:after="140"/>
+      <w:spacing w:line="240" w:lineRule="auto" w:before="0" w:after="60"/>
     </w:pPr>
     <w:rPr>
       <w:rFonts w:ascii="Arial" w:hAnsi="Arial"/>
-      <w:sz w:val="21"/>
+      <w:sz w:val="24"/>
     </w:rPr>
   </w:style>
   <w:style w:type="paragraph" w:styleId="Header">
@@ -2236,15 +3083,15 @@
     <w:pPr>
       <w:keepNext/>
       <w:keepLines/>
-      <w:spacing w:before="480" w:after="0"/>
+      <w:spacing w:before="0" w:after="100" w:line="240" w:lineRule="auto"/>
       <w:outlineLvl w:val="0"/>
     </w:pPr>
     <w:rPr>
-      <w:rFonts w:asciiTheme="majorHAnsi" w:eastAsiaTheme="majorEastAsia" w:hAnsiTheme="majorHAnsi" w:cstheme="majorBidi"/>
+      <w:rFonts w:asciiTheme="majorHAnsi" w:eastAsiaTheme="majorEastAsia" w:hAnsiTheme="majorHAnsi" w:cstheme="majorBidi" w:ascii="Arial" w:hAnsi="Arial"/>
       <w:b/>
       <w:bCs/>
       <w:color w:val="365F91" w:themeColor="accent1" w:themeShade="BF"/>
-      <w:sz w:val="28"/>
+      <w:sz w:val="24"/>
       <w:szCs w:val="28"/>
     </w:rPr>
   </w:style>
@@ -2260,15 +3107,15 @@
     <w:pPr>
       <w:keepNext/>
       <w:keepLines/>
-      <w:spacing w:before="200" w:after="0"/>
+      <w:spacing w:before="0" w:after="100" w:line="240" w:lineRule="auto"/>
       <w:outlineLvl w:val="1"/>
     </w:pPr>
     <w:rPr>
-      <w:rFonts w:asciiTheme="majorHAnsi" w:eastAsiaTheme="majorEastAsia" w:hAnsiTheme="majorHAnsi" w:cstheme="majorBidi"/>
+      <w:rFonts w:asciiTheme="majorHAnsi" w:eastAsiaTheme="majorEastAsia" w:hAnsiTheme="majorHAnsi" w:cstheme="majorBidi" w:ascii="Arial" w:hAnsi="Arial"/>
       <w:b/>
       <w:bCs/>
       <w:color w:val="4F81BD" w:themeColor="accent1"/>
-      <w:sz w:val="26"/>
+      <w:sz w:val="24"/>
       <w:szCs w:val="26"/>
     </w:rPr>
   </w:style>
@@ -2284,14 +3131,15 @@
     <w:pPr>
       <w:keepNext/>
       <w:keepLines/>
-      <w:spacing w:before="200" w:after="0"/>
+      <w:spacing w:before="0" w:after="100" w:line="240" w:lineRule="auto"/>
       <w:outlineLvl w:val="2"/>
     </w:pPr>
     <w:rPr>
-      <w:rFonts w:asciiTheme="majorHAnsi" w:eastAsiaTheme="majorEastAsia" w:hAnsiTheme="majorHAnsi" w:cstheme="majorBidi"/>
+      <w:rFonts w:asciiTheme="majorHAnsi" w:eastAsiaTheme="majorEastAsia" w:hAnsiTheme="majorHAnsi" w:cstheme="majorBidi" w:ascii="Arial" w:hAnsi="Arial"/>
       <w:b/>
       <w:bCs/>
       <w:color w:val="4F81BD" w:themeColor="accent1"/>
+      <w:sz w:val="24"/>
     </w:rPr>
   </w:style>
   <w:style w:type="paragraph" w:styleId="Heading4">
@@ -2525,15 +3373,15 @@
       <w:pBdr>
         <w:bottom w:val="single" w:sz="8" w:space="4" w:color="4F81BD" w:themeColor="accent1"/>
       </w:pBdr>
-      <w:spacing w:after="300" w:line="240" w:lineRule="auto"/>
+      <w:spacing w:after="100" w:line="240" w:lineRule="auto" w:before="0"/>
       <w:contextualSpacing/>
     </w:pPr>
     <w:rPr>
-      <w:rFonts w:asciiTheme="majorHAnsi" w:eastAsiaTheme="majorEastAsia" w:hAnsiTheme="majorHAnsi" w:cstheme="majorBidi"/>
+      <w:rFonts w:asciiTheme="majorHAnsi" w:eastAsiaTheme="majorEastAsia" w:hAnsiTheme="majorHAnsi" w:cstheme="majorBidi" w:ascii="Arial" w:hAnsi="Arial"/>
       <w:color w:val="17365D" w:themeColor="text2" w:themeShade="BF"/>
       <w:spacing w:val="5"/>
       <w:kern w:val="28"/>
-      <w:sz w:val="52"/>
+      <w:sz w:val="24"/>
       <w:szCs w:val="52"/>
     </w:rPr>
   </w:style>

--- a/paper/submission/full_paper.docx
+++ b/paper/submission/full_paper.docx
@@ -2424,7 +2424,7 @@
     <w:p>
       <w:pPr/>
       <w:r>
-        <w:t>External and reproducibility validity. The historical model tag and prompt are recorded, but exact Ollama binary and model weights digests were not frozen in the main manifest; the later pilot records a weights digest and runtime version. The synthetic, short Python fixtures differ from mature cryptographic libraries and real web services. The pilot's stateless finite modes exclude memoryful or arbitrary programs, and independent human review of its task semantics is pending. Raw traces are kept in a local archive excluded from Git; an external researcher needs that archive, or a carefully reviewed redacted release, to reproduce every numerical result. Saved SHA 256 receipts and current code validate consistency and version linkage, not secure append only storage or a full third party reproduction. Historical engineering smokes and containment simulations have different protocols and remain outside the main estimates.</w:t>
+        <w:t>External and reproducibility validity. The historical model tag and prompt are recorded, but exact Ollama binary and model weights digests were not frozen in the main manifest; the later pilot records a weights digest and runtime version. The synthetic, short Python fixtures differ from mature cryptographic libraries and real web services. The pilot's stateless finite modes exclude memoryful or arbitrary programs, and independent human review of its task semantics is pending. The current research branch tracks the raw trajectories and archives needed to recalculate the reported counts; a reader must use a revision containing those files, because the default branch may lag this draft. Saved SHA 256 receipts and current code validate consistency and version linkage, not secure append only storage or a full third party reproduction. Historical engineering smokes and containment simulations have different protocols and remain outside the main estimates.</w:t>
       </w:r>
     </w:p>
     <w:p>
@@ -2444,7 +2444,7 @@
     <w:p>
       <w:pPr/>
       <w:r>
-        <w:t>Publication of full trajectories may expose model generated code, local path metadata, and tool output; raw release should be reviewed and redacted without breaking the source/verifier linkage. The present local archive remains necessary to reproduce the counts. We know of no human participants in these episodes. Ethics approval or data release permission is not asserted because no such approval record was found in the reviewed repository.</w:t>
+        <w:t>The tracked full trajectories include model generated code, local path metadata, and tool output. Their presence in the research branch does not establish suitability as a journal supplement or a privacy-reviewed dataset; any transformed supplement must preserve the source/verifier linkage. The saved archives remain necessary to reproduce the counts. We know of no human participants in these episodes. Ethics approval or journal data-release clearance is not asserted because no such approval record was found in the reviewed repository.</w:t>
       </w:r>
     </w:p>
     <w:p>
@@ -2472,7 +2472,7 @@
     <w:p>
       <w:pPr/>
       <w:r>
-        <w:t>From the repository root, run python3 -B -m analysis.paper_pipeline --output paper/artifacts; this reads the saved historical main and AEAD pilot trajectories and verifies their hashes without launching Docker or the model. Separately run python3 -B -m analysis.audit_v7_decisive_excluded_pilot --check and python3 -B -m analysis.audit_v7_decisive_c5_fork --check to recheck the corrected-oracle pilot and matched continuation. Those commands require the Git-ignored local v7 archives; the tracked derived audit JSON files alone do not reproduce their counts. Rebuild the figures and submission documents with sh reproduction/render_paper.sh using the bundled workspace Python dependencies described in paper/README.md. A researcher without experiments/runs/ and experiments/raw_archive/ can inspect the manuscript and derived tables but cannot independently regenerate all counts. The original study source commit is 98a4dcf414672c1725e4acdb9f08045370aa7f64; this manuscript and post-collection analysis remain a working-tree review draft pending a final release revision.</w:t>
+        <w:t>From the repository root, run python3 -B -m analysis.paper_pipeline --output paper/artifacts; this reads the saved historical main and AEAD pilot trajectories and verifies their hashes without launching Docker or the model. Separately run python3 -B -m analysis.audit_v7_decisive_excluded_pilot --check and python3 -B -m analysis.audit_v7_decisive_c5_fork --check to recheck the corrected-oracle pilot and matched continuation. Those commands require the v7 archives tracked on the current research branch; the derived audit JSON files alone do not reproduce their counts. Rebuild the figures and submission documents with sh reproduction/render_paper.sh using the bundled workspace Python dependencies described in paper/README.md. A checkout lacking experiments/runs/ or experiments/raw_archive/ can inspect the manuscript and derived tables but cannot independently regenerate all counts. The original study source commit is 98a4dcf414672c1725e4acdb9f08045370aa7f64; this manuscript and post-collection analysis remain an author-review draft pending a final source revision and journal data-availability statement.</w:t>
       </w:r>
     </w:p>
     <w:p>

--- a/paper/submission/full_paper.docx
+++ b/paper/submission/full_paper.docx
@@ -111,7 +111,7 @@
     <w:p>
       <w:pPr/>
       <w:r>
-        <w:t>Security repair work moves that feedback loop into a domain where passing a tool check is a particularly consequential claim. Sriram et al. combine retrieved prior repairs with GCC, CodeQL, and KLEE in iterative secure generation [1]; Kulsum et al. study reasoning prompts and patch validation feedback for vulnerability repair [7]. They motivate separate accounting of checker receipts, but their datasets, models, and security tools are not interchangeable with these local fixtures. Our distinct measurement target is the behavior between checks, together with the validity of the check itself. We vary feedback wording and a fixed family guidance document, not the quality of open-ended retrieval. Original retrieval augmented generation selects external evidence for generation [14], whereas our lookup returns at most one predetermined document; calling this an RAG effect would overstate the manipulation.</w:t>
+        <w:t>Security repair work moves that feedback loop into a domain where passing a tool check is a particularly consequential claim. Sriram et al. combine retrieved prior repairs with GCC, CodeQL, and KLEE in iterative secure generation [1]; Kulsum et al. study reasoning prompts and patch validation feedback for vulnerability repair [7]. They motivate separate accounting of checker receipts, but their datasets, models, and security tools are not interchangeable with these local fixtures. Our distinct measurement target is the behavior between checks, together with the validity of the check itself. Our historical factor is static contextual guidance: one predetermined document was selected by task family before the episode and appended to the task prompt. There was no ranking, error-text query, or search. Retrieval augmented generation is a different intervention [14].</w:t>
       </w:r>
     </w:p>
     <w:p>
@@ -189,7 +189,7 @@
     <w:p>
       <w:pPr/>
       <w:r>
-        <w:t>The earlier protocol proposed six falsifiable hypotheses and a family clustered GEE analysis (see docs/preregistration.md). It envisioned 20 families, three repeated runs per arm, independent strategy annotation, and a valid unavailable condition. The historical dataset contains five main families, one run per arm, no blinded strategy coding, and a checker rule that changes the meaning of unavailability. We therefore treat all historical results as exploratory and leave the planned hypothesis tests unresolved. The later two-family pilot does not fill those missing main cells. The protocol document is a local, versioned plan; its external registration date has not been independently established.</w:t>
+        <w:t>The earlier protocol proposed six falsifiable hypotheses and a family-level statistical analysis (see docs/preregistration.md). It envisioned 20 families, three repeated runs per arm, independent strategy annotation, and a valid unavailable condition. The historical dataset contains five main families, one run per arm, no blinded strategy coding, and a checker rule that changes the meaning of unavailability. We therefore treat all historical results as exploratory and leave the planned hypothesis tests unresolved. The later two-family pilot does not fill those missing main cells. The protocol document is a local, versioned plan; its external registration date has not been independently established.</w:t>
       </w:r>
     </w:p>
     <w:p>
@@ -223,7 +223,7 @@
     <w:p>
       <w:pPr/>
       <w:r>
-        <w:t>The agent saw a local task card, its starting code, bounded tools, public checker feedback, and, in guidance on episodes, a family specific document. It did not receive the hidden condition label or acceptance rule through the task interface. The guidance corpus contained 20 reviewed documents, was selected deterministically by family, and had SHA 256 3d1a662cf4e40208d95a0d30aae0cfc00aa07544e942c117ba66921e4e77461f. This is a controlled prompt addition. It is not an experiment on retrieval ranking, search quality, or growing memory.</w:t>
+        <w:t>The agent saw a local task card, its starting code, bounded tools, public checker feedback, and, in guidance on episodes, a family specific document. It did not receive the hidden condition label or acceptance rule through the task interface. The static contextual guidance corpus contained 20 reviewed documents, was selected deterministically by family before the episode, and had SHA 256 3d1a662cf4e40208d95a0d30aae0cfc00aa07544e942c117ba66921e4e77461f. This controlled prompt addition did not search by checker error or evaluate retrieval quality.</w:t>
       </w:r>
     </w:p>
     <w:p>
@@ -249,7 +249,7 @@
     <w:p>
       <w:pPr/>
       <w:r>
-        <w:t>The main manifest specified at most six tool steps and 1800 seconds per episode; the task card imposed a stricter effective 900 second episode boundary, and the provider request timeout was 600 seconds. A request already in flight could finish after the nominal boundary. Our analysis uses the effective 900 second limit recorded per run and keeps timeout as a behavioral event. It does not assume a clean 30 minute limit. The trajectories contain action, parameters, observation, checker receipt, elapsed time, stop event, and terminal response. Only observable data are analyzed; the analysis never extracts model reasoning.</w:t>
+        <w:t>The main manifest specified at most six tool steps and 1800 seconds per episode; the task card imposed a stricter nominal 900 second boundary, and the adapter configured a 600 second timeout for each provider request. The runner checked the episode deadline before a blocking model call, not while that call was in flight. A call started before 900 seconds could therefore return after 900 seconds without exceeding its own configured request timeout. We use the recorded 900 second limit to identify deadline overruns and treat terminal labels as runner events, not unambiguous evidence of an agent's decision to stop. The trajectories contain action, parameters, observation, checker receipt, elapsed time, stop event, and terminal response. Only observable data are analyzed; the analysis never extracts model reasoning.</w:t>
       </w:r>
     </w:p>
     <w:p>
@@ -477,7 +477,7 @@
     <w:p>
       <w:pPr/>
       <w:r>
-        <w:t>Stopping follows the recorded terminal reason: agent self termination, budget stop, timeout, or infrastructure abort. Self termination is not automatically rational; the adapter may reach it after exhausting protocol reminders without an explicit claim. Evidence based abandonment would require an independently established impossibility condition and a trace showing that the agent recognized it. Those criteria are not met here.</w:t>
+        <w:t>Stopping is described using the recorded terminal reason: agent self termination, budget stop, timeout, or infrastructure abort. These are runner labels. A self termination label can follow protocol reminders or a deadline overrun; a timeout label can follow an agent-authored terminate call that arrived after the nominal boundary. Evidence based abandonment would require an independently established impossibility condition and a trace showing that the agent recognized it. Those criteria are not met here.</w:t>
       </w:r>
     </w:p>
     <w:p>
@@ -503,7 +503,7 @@
     <w:p>
       <w:pPr/>
       <w:r>
-        <w:t>Across the local historical inventory, 101 receipt files were found: 40 main, eight current pilot, 11 superseded pilot, 25 engineering smokes, one engineering fixture, three containment development smokes, and 13 separate containment simulator attempts. Only the 40 main runs enter the main results. The earlier records differ in protocol and integrity; 87 of the 101 pass the current artifact validator. This denominator is an accounting check, not an exclusion rate for the main study. The containment simulator had no real host access and is outside the security code repair analysis.</w:t>
+        <w:t>Across the local historical inventory, 101 receipt files were found: 40 main, eight historical AEAD pilot, 11 superseded pilot, 25 engineering smokes, one engineering fixture, three containment development smokes, and 13 separate containment simulator attempts. Only the 40 main runs enter the main results. The earlier records differ in protocol and integrity; 87 of the 101 pass the current artifact validator. This denominator is an accounting check, not an exclusion rate for the main study. The containment simulator had no real host access and is outside the security code repair analysis.</w:t>
       </w:r>
     </w:p>
     <w:p>
@@ -523,7 +523,7 @@
     <w:p>
       <w:pPr/>
       <w:r>
-        <w:t>Descriptive rates use exact counts and denominators. For four selected contrasts, we computed a percentile bootstrap over the five families with 20,000 resamples and a fixed analysis seed. These intervals illustrate instability within the selected families; they are not confirmatory population confidence intervals. We report no p values, no multiple comparison adjusted claims, and no GEE: five clusters and the absent independently coded strategy outcome make the prespecified model unsuitable. We purposively inspected five public action sequences for qualitative examples; no blinded dual coder assessment or agreement estimate was performed.</w:t>
+        <w:t>Descriptive rates use exact counts and denominators. For guidance we also report the range of the five leave-one-family-out point contrasts as a sensitivity description. Five selected families with one run per arm do not support the planned population-level hypothesis tests. We report no p values or multiple-comparison-adjusted claims. We purposively inspected five public action sequences for qualitative examples; no blinded dual coder assessment or agreement estimate was performed.</w:t>
       </w:r>
     </w:p>
     <w:p>
@@ -535,7 +535,7 @@
     <w:p>
       <w:pPr/>
       <w:r>
-        <w:t>A separate source-fidelity replay inspected all 77 historical logged source strings against the immutable receipt inventory. It distinguishes Python syntax failure from logger-induced corruption and never reconstructs original code by inserting guessed quotes. A proposed source-change codebook distinguishes surface or parameter edits, similar API substitutions, security-mechanism changes, irrelevant fixes, other visible edits, and unassessable pairs; direction and confidence are separate fields. The five examples below illustrate this taxonomy, but no blinded human coding or inter-rater agreement has been completed.</w:t>
+        <w:t>A separate source-fidelity replay inspected all 77 historical logged source strings against the immutable receipt inventory. It distinguishes Python syntax failure from logger-induced corruption. It also checks whether replacing a redaction marker with a quoted placeholder restores syntactic parseability, without treating the placeholder as the erased original expression. A proposed source-change codebook distinguishes surface or parameter edits, similar API substitutions, security-mechanism changes, irrelevant fixes, other visible edits, and unassessable pairs; direction and confidence are separate fields. The five examples below illustrate this taxonomy, but no blinded human coding or inter-rater agreement has been completed.</w:t>
       </w:r>
     </w:p>
     <w:p>
@@ -1359,7 +1359,7 @@
     <w:p>
       <w:pPr/>
       <w:r>
-        <w:t>The guidance on minus off acceptance difference is −20 percentage points. The diagnostic minus weak difference is also −20 points. Both paired family bootstrap sensitivity intervals span −40 to 0 points. Leaving out one family at a time moves the guidance contrast between −12.5 and −25 points. This does not establish a negative effect: five families, one run per arm, a ceiling on easy families, schedule blocks, and limited checker validity make the contrast unstable. Key derivation and SQL injection account for the two family level guidance differences; the other three main families had no guidance contrast in these cells. No factorial interaction or power based hypothesis test is reported. Figure 1 shows the individual family counts so the marginal contrast is not mistaken for 20 independent families.</w:t>
+        <w:t>The guidance on minus off acceptance difference is −20 percentage points. The diagnostic minus weak difference is also −20 points. Leaving out one family at a time moves the guidance contrast between −12.5 and −25 points. This does not establish a negative effect: five families, one run per arm, a ceiling on easy families, schedule blocks, and limited checker validity make the contrast unstable. Key derivation and SQL injection account for the two family level guidance differences; the other three main families had no guidance contrast in these cells. No factorial interaction or power based hypothesis test is reported. Figure 1 shows the individual family counts so the marginal contrast is not mistaken for 20 independent families.</w:t>
       </w:r>
     </w:p>
     <w:p>
@@ -1427,7 +1427,7 @@
     <w:p>
       <w:pPr/>
       <w:r>
-        <w:t>There were 37 within episode adjacent source pairs. None were exact byte repeats in the logged strings. Fourteen of 77 logged sources were unparseable: the logger replaced credential-like assignments with an unquoted &lt;REDACTED&gt; token in 11; two other sources contain malformed ;def syntax, and one has an unmatched brace. The original ASTs of the 11 redacted submissions cannot be recovered from the preserved logs by adding quotes around the marker. This leaves only 25 adjacent pairs with two parseable sources. Of these 25, zero had identical normalized syntax trees and 17 changed the set of called APIs. An API change can be a move from one secure randomness API to another or a move from a query check to HTML escaping in a SQL injection task; it is not automatically a valid security strategy switch. Two final logged source hashes also differed from the source hashes executed by the evaluator; both contain a redaction marker. These log fidelity failures limit exact code replay and structural coverage. We do not compute a genuine strategy switch rate or semantic repetition rate from this dataset. Figures 2 and 3 retain the denominators.</w:t>
+        <w:t>There were 37 within episode adjacent source pairs. None were exact byte repeats in the logged strings. Fourteen of 77 logged sources were unparseable as saved: the logger replaced the right-hand side of credential-like assignments with an unquoted &lt;REDACTED&gt; token in 11; two other sources contain malformed ;def syntax, and one has an unmatched brace. Replacing &lt;REDACTED&gt; with "&lt;REDACTED&gt;" makes all 11 marked strings parse. Those ASTs describe substituted placeholder code: the original right-hand-side expressions were erased by the logger and cannot be inferred from the marker alone. Only 25 adjacent pairs have two parseable as-logged sources; of these, zero had identical normalized syntax trees and 17 changed the set of called APIs. An API change can be a move from one secure randomness API to another or a move from a query check to HTML escaping in a SQL injection task; it is not automatically a valid security strategy switch. Two final logged source hashes also differed from the source hashes executed by the evaluator; both contain a redaction marker. These log fidelity failures limit exact code replay and structural coverage. We do not compute a genuine strategy switch rate or semantic repetition rate from this dataset. Figures 2 and 3 retain the denominators.</w:t>
       </w:r>
     </w:p>
     <w:p>
@@ -1537,7 +1537,7 @@
     <w:p>
       <w:pPr/>
       <w:r>
-        <w:t>The main stop log contains 38 AGENT_SELF_TERMINATION, one BUDGET_STOP, and one TIMEOUT. The median elapsed time is 647.4 seconds per main episode (range of actions: two to six). The R median is 431.9 seconds and the U median is 728.2 seconds; the different failure exposure and artificial U veto make this a descriptive time contrast. A self termination label includes responses following protocol nudges and is not a measure of evidence based abandonment. The single budget stop occurred in a U episode; the single timeout in an R episode. Figure 4 shows the stop composition.</w:t>
+        <w:t>The main stop log contains 38 AGENT_SELF_TERMINATION, one BUDGET_STOP, and one TIMEOUT. Four of 40 episodes crossed the nominal 900 second boundary before the logged stop: three carry a self-termination label, and the fourth (slot 22) carries TIMEOUT although an agent-authored terminate call appears at about 909.5 seconds. The runner recorded that timeout at about 911.7 seconds. Thus the labels summarize runtime bookkeeping, not a clean contrast between voluntary stopping and forced interruption. The median elapsed time is 647.4 seconds per main episode (range of actions: two to six). The R median is 431.9 seconds and the U median is 728.2 seconds; the different failure exposure and artificial U veto make this a descriptive time contrast. The single budget stop occurred in a U episode; the single timeout in an R episode. Figure 4 shows the recorded labels.</w:t>
       </w:r>
     </w:p>
     <w:p>
@@ -1585,7 +1585,7 @@
           <w:i/>
           <w:sz w:val="24"/>
         </w:rPr>
-        <w:t>Figure 4. Terminal event classification by nominal repairability, n=20 per group. Counts are recorded event types and do not encode rational stopping.</w:t>
+        <w:t>Figure 4. Runner-recorded terminal labels by nominal repairability, n=20 per group. Four episodes crossed the nominal 900-second boundary, including one TIMEOUT label after an agent-authored terminate call; these labels do not establish voluntary or rational stopping.</w:t>
       </w:r>
     </w:p>
     <w:p>
@@ -2264,7 +2264,7 @@
     <w:p>
       <w:pPr/>
       <w:r>
-        <w:t>The C3 and C4 matched seed blocks each produced two submissions: C4 minus C3 was zero submissions in all six blocks, and neither condition produced an early voluntary stop. Two C4 runs voluntarily stopped only at the final permitted decision, after using the same number of submissions as their C3 matches. Thus the truthful contradiction did not shorten the search on either predeclared measure in this pilot. The three repetitions also gave zero within-cell sample SD for submission count in every family-condition cell. That does not establish determinism or yield a meaningful task-population confidence interval; the independent family count remains two.</w:t>
+        <w:t>The C3 and C4 matched seed blocks each produced two submissions: C4 minus C3 was zero submissions in all six blocks, and neither condition produced an early voluntary stop. Two C4 runs voluntarily stopped only at the final permitted decision, after using the same number of submissions as their C3 matches. Thus the truthful contradiction did not shorten the search on either predeclared measure in this pilot. Repetition across three seeds within each of only two authored families does not establish determinism or yield a meaningful task-population confidence interval.</w:t>
       </w:r>
     </w:p>
     <w:p>
@@ -2412,19 +2412,19 @@
     <w:p>
       <w:pPr/>
       <w:r>
-        <w:t>Internal and statistical validity. Five historical families supply only five independent clusters for factor comparisons, with one run per arm. Guidance blocks were not fully time balanced. The main tasks were chosen for a bounded overnight profile, not sampled randomly from the 20 family catalog. The earlier preregistered 20 family, repeated run GEE cannot be estimated appropriately here. Percentile resampling of five selected families is a sensitivity display, not a confirmatory uncertainty statement. The corrected pilot has three seeds per cell but only two authored families; its zero within-cell submission variance and single selected fork provide no general confidence interval. Action counts, candidate pairs, failed checks, and seeds within families are nested; they are never independent family replicates. No multiple comparison claims are made.</w:t>
+        <w:t>Internal and statistical validity. Five historical families supply only five independent clusters for factor comparisons, with one run per arm. Guidance blocks were not fully time balanced. The main tasks were chosen for a bounded overnight profile, not sampled randomly from the 20 family catalog. The earlier planned 20-family repeated-run hypothesis tests remain unresolved. The corrected pilot has three seeds per cell but only two authored families, and its single selected fork provides no general confidence interval. Action counts, candidate pairs, failed checks, and seeds within families are nested; they are never independent family replicates. No multiple comparison claims are made.</w:t>
       </w:r>
     </w:p>
     <w:p>
       <w:pPr/>
       <w:r>
-        <w:t>Measurement validity. Fourteen of 77 historical logged source strings are unparseable: 11 from an unquoted redaction token, two from ;def syntax, and one from an unmatched brace. Two final source hashes disagree with executed source hashes, both with redaction markers. None of the 81 historical per-action check records carries the raw evaluator result, so test–gate discordance cannot be localized within a trajectory. Auxiliary Docker logs do not constitute a complete, uniquely linked action archive and are not substituted for missing receipts. The original claim parser marked 40/40 main claims unknown because of uncleaned tag placement. The conservative correction leaves five unknown and cannot recover intent from implicit prose. AGENT_SELF_TERMINATION does not always mean voluntary evidence based stopping. Runtime and token accounting may omit or duplicate internal protocol reminder calls; token totals are not analyzed. API inventory and AST differences lack an independently coded strategy label; no inter rater reliability is available.</w:t>
+        <w:t>Measurement validity. Fourteen of 77 historical logged source strings are unparseable as saved: 11 from an unquoted redaction token, two from ;def syntax, and one from an unmatched brace. A quoted placeholder makes the 11 marked strings parse but does not reveal the erased expressions. Two final source hashes disagree with executed source hashes, both with redaction markers. None of the 81 historical per-action check records carries the raw evaluator result, so test–gate discordance cannot be localized within a trajectory. Auxiliary Docker logs do not constitute a complete, uniquely linked action archive and are not substituted for missing receipts. The original claim parser marked 40/40 main claims unknown because of uncleaned tag placement. The conservative correction leaves five unknown and cannot recover intent from implicit prose. Four stop records overran the nominal deadline, and one timeout label followed a late terminate call; runner labels cannot isolate voluntary agent stopping. Runtime and token accounting may omit or duplicate internal protocol reminder calls; token totals are not analyzed. API inventory and AST differences lack an independently coded strategy label; no inter rater reliability is available.</w:t>
       </w:r>
     </w:p>
     <w:p>
       <w:pPr/>
       <w:r>
-        <w:t>External and reproducibility validity. The historical model tag and prompt are recorded, but exact Ollama binary and model weights digests were not frozen in the main manifest; the later pilot records a weights digest and runtime version. The synthetic, short Python fixtures differ from mature cryptographic libraries and real web services. The pilot's stateless finite modes exclude memoryful or arbitrary programs, and independent human review of its task semantics is pending. The current research branch tracks the raw trajectories and archives needed to recalculate the reported counts; a reader must use a revision containing those files, because the default branch may lag this draft. Saved SHA 256 receipts and current code validate consistency and version linkage, not secure append only storage or a full third party reproduction. Historical engineering smokes and containment simulations have different protocols and remain outside the main estimates.</w:t>
+        <w:t>External and reproducibility validity. The historical model tag and prompt are recorded, but exact Ollama binary and model weights digests were not frozen in the main manifest; the later pilot records a weights digest and runtime version. The synthetic, short Python fixtures differ from mature cryptographic libraries and real web services. The pilot's stateless finite modes exclude memoryful or arbitrary programs, and independent human review of its task semantics is pending. The public repository's data revision 37074c198237ade67eb76921333b2835d329c863 contains the raw trajectories and archives needed to recalculate the reported counts; a partial export without those inputs cannot. Saved SHA 256 receipts and current code validate consistency and version linkage, not secure append only storage or a full third party reproduction. Historical engineering smokes and containment simulations have different protocols and remain outside the main estimates.</w:t>
       </w:r>
     </w:p>
     <w:p>
@@ -2444,7 +2444,7 @@
     <w:p>
       <w:pPr/>
       <w:r>
-        <w:t>The tracked full trajectories include model generated code, local path metadata, and tool output. Their presence in the research branch does not establish suitability as a journal supplement or a privacy-reviewed dataset; any transformed supplement must preserve the source/verifier linkage. The saved archives remain necessary to reproduce the counts. We know of no human participants in these episodes. Ethics approval or journal data-release clearance is not asserted because no such approval record was found in the reviewed repository.</w:t>
+        <w:t>The publicly tracked full trajectories include model generated code, local path metadata, and tool output. Their GitHub availability does not establish suitability as a journal supplement or a privacy-reviewed dataset; any transformed supplement must preserve the source/verifier linkage. The saved archives remain necessary to reproduce the counts. We know of no human participants in these episodes. Ethics approval or journal data-release clearance is not asserted because no such approval record was found in the reviewed repository.</w:t>
       </w:r>
     </w:p>
     <w:p>
@@ -2472,7 +2472,7 @@
     <w:p>
       <w:pPr/>
       <w:r>
-        <w:t>From the repository root, run python3 -B -m analysis.paper_pipeline --output paper/artifacts; this reads the saved historical main and AEAD pilot trajectories and verifies their hashes without launching Docker or the model. Separately run python3 -B -m analysis.audit_v7_decisive_excluded_pilot --check and python3 -B -m analysis.audit_v7_decisive_c5_fork --check to recheck the corrected-oracle pilot and matched continuation. Those commands require the v7 archives tracked on the current research branch; the derived audit JSON files alone do not reproduce their counts. Rebuild the figures and submission documents with sh reproduction/render_paper.sh using the bundled workspace Python dependencies described in paper/README.md. A checkout lacking experiments/runs/ or experiments/raw_archive/ can inspect the manuscript and derived tables but cannot independently regenerate all counts. The original study source commit is 98a4dcf414672c1725e4acdb9f08045370aa7f64; this manuscript and post-collection analysis remain an author-review draft pending a final source revision and journal data-availability statement.</w:t>
+        <w:t>From the repository root, run python3 -B -m analysis.paper_pipeline --output paper/artifacts; this reads the saved historical main and AEAD pilot trajectories and verifies their hashes without launching Docker or the model. Separately run python3 -B -m analysis.audit_v7_decisive_excluded_pilot --check and python3 -B -m analysis.audit_v7_decisive_c5_fork --check to recheck the corrected-oracle pilot and matched continuation. Those commands require the v7 archives tracked in the public repository; the derived audit JSON files alone do not reproduce their counts. Rebuild the figures and submission documents with sh reproduction/render_paper.sh using the bundled workspace Python dependencies described in paper/README.md. A checkout lacking experiments/runs/ or experiments/raw_archive/ can inspect the manuscript and derived tables but cannot independently regenerate all counts. The original study source commit is 98a4dcf414672c1725e4acdb9f08045370aa7f64; this manuscript and post-collection analysis remain an author-review draft pending a final manuscript revision and journal data-availability statement.</w:t>
       </w:r>
     </w:p>
     <w:p>

--- a/paper/submission/full_paper.docx
+++ b/paper/submission/full_paper.docx
@@ -2512,7 +2512,7 @@
     <w:p>
       <w:pPr/>
       <w:r>
-        <w:t>[3] N. Shinn et al., “Reflexion: Language Agents with Verbal Reinforcement Learning,” NeurIPS, 2023. Primary source (https://arxiv.org/abs/2303.11366).</w:t>
+        <w:t>[3] N. Shinn, F. Cassano, A. Gopinath, K. Narasimhan, and S. Yao, “Reflexion: Language Agents with Verbal Reinforcement Learning,” NeurIPS, 2023. DOI: 10.52202/075280-0377 (https://doi.org/10.52202/075280-0377). Primary source (https://papers.nips.cc/paper_files/paper/2023/hash/1b44b878bb782e6954cd888628510e90-Abstract-Conference.html).</w:t>
       </w:r>
     </w:p>
     <w:p>
@@ -2536,7 +2536,7 @@
     <w:p>
       <w:pPr/>
       <w:r>
-        <w:t>[7] U. Kulsum et al., “A Case Study of LLM for Automated Vulnerability Repair: Assessing Impact of Reasoning and Patch Validation Feedback,” AIware, 2024. Primary source (https://arxiv.org/abs/2405.15690).</w:t>
+        <w:t>[7] U. Kulsum et al., “A Case Study of LLM for Automated Vulnerability Repair: Assessing Impact of Reasoning and Patch Validation Feedback,” AIware, 2024. DOI: 10.1145/3664646.3664770 (https://doi.org/10.1145/3664646.3664770). Primary source (https://2024.aiwareconf.org/details/aiware-2024-papers/14/A-Case-Study-of-LLM-for-Automated-Vulnerability-Repair-Assessing-Impact-of-Reasoning).</w:t>
       </w:r>
     </w:p>
     <w:p>
@@ -2548,7 +2548,7 @@
     <w:p>
       <w:pPr/>
       <w:r>
-        <w:t>[9] X. Liu et al., “AgentAbstain: Do LLM Agents Know When Not to Act?,” arXiv preprint, 2026. Primary source (https://arxiv.org/abs/2607.10059).</w:t>
+        <w:t>[9] X. Liu et al., “AgentAbstain: Do LLM Agents Know When Not to Act?,” NeurIPS (accepted, Evaluations &amp; Datasets Track), 2026. Primary source (https://agentabstain.github.io/).</w:t>
       </w:r>
     </w:p>
     <w:p>
@@ -2566,7 +2566,7 @@
     <w:p>
       <w:pPr/>
       <w:r>
-        <w:t>[12] R. Kamoi et al., “When Can LLMs Actually Correct Their Own Mistakes? A Critical Survey of Self-Correction of LLMs,” Transactions of the Association for Computational Linguistics, vol. 12, pp. 1417–1440, 2024. DOI: 10.1162/tacl_a_00713. Primary source (https://aclanthology.org/2024.tacl-1.78/).</w:t>
+        <w:t>[12] R. Kamoi et al., “When Can LLMs Actually Correct Their Own Mistakes? A Critical Survey of Self-Correction of LLMs,” Transactions of the Association for Computational Linguistics, vol. 12, pp. 1417–1440, 2024. DOI: 10.1162/tacl_a_00713 (https://doi.org/10.1162/tacl_a_00713). Primary source (https://aclanthology.org/2024.tacl-1.78/).</w:t>
       </w:r>
     </w:p>
     <w:p>
@@ -2584,7 +2584,7 @@
     <w:p>
       <w:pPr/>
       <w:r>
-        <w:t>[15] Z. Liu et al., “Do LLMs Catch Their Own Mistakes? A Comprehensive Benchmark for Reflective Tool Use LLMs,” Findings of ACL, 2026. DOI: 10.18653/v1/2026.findings-acl.86. Primary source (https://aclanthology.org/2026.findings-acl.86/).</w:t>
+        <w:t>[15] Z. Liu et al., “Do LLMs Catch Their Own Mistakes? A Comprehensive Benchmark for Reflective Tool Use LLMs,” Findings of ACL, 2026. DOI: 10.18653/v1/2026.findings-acl.86 (https://doi.org/10.18653/v1/2026.findings-acl.86). Primary source (https://aclanthology.org/2026.findings-acl.86/).</w:t>
       </w:r>
     </w:p>
     <w:p>
@@ -2602,7 +2602,7 @@
     <w:p>
       <w:pPr/>
       <w:r>
-        <w:t>[18] Z. Wang et al., “CyberGym: Evaluating AI Agents' Real-World Cybersecurity Capabilities at Scale,” arXiv preprint, 2025. Primary source (https://arxiv.org/abs/2506.02548).</w:t>
+        <w:t>[18] Z. Wang et al., “CyberGym: Evaluating AI Agents' Real-World Cybersecurity Capabilities at Scale,” ICLR, 2026. Primary source (https://www.cybergym.io/cybergym/).</w:t>
       </w:r>
     </w:p>
     <w:p>
@@ -2614,13 +2614,13 @@
     <w:p>
       <w:pPr/>
       <w:r>
-        <w:t>[20] M. Dworkin, “Recommendation for Block Cipher Modes of Operation: Galois/Counter Mode (GCM) and GMAC,” NIST SP 800-38D, 2007. Primary source (https://csrc.nist.gov/pubs/sp/800/38/d/final).</w:t>
+        <w:t>[20] M. Dworkin, “Recommendation for Block Cipher Modes of Operation: Galois/Counter Mode (GCM) and GMAC,” NIST SP 800-38D, 2007. DOI: 10.6028/NIST.SP.800-38D (https://doi.org/10.6028/NIST.SP.800-38D). Primary source (https://csrc.nist.gov/pubs/sp/800/38/d/final).</w:t>
       </w:r>
     </w:p>
     <w:p>
       <w:pPr/>
       <w:r>
-        <w:t>[21] M. S. Turan, E. Barker, W. Burr, and L. Chen, “Recommendation for Password-Based Key Derivation: Part 1: Storage Applications,” NIST SP 800-132, 2010. Primary source (https://csrc.nist.gov/pubs/sp/800/132/final).</w:t>
+        <w:t>[21] M. S. Turan, E. Barker, W. Burr, and L. Chen, “Recommendation for Password-Based Key Derivation: Part 1: Storage Applications,” NIST SP 800-132, 2010. DOI: 10.6028/NIST.SP.800-132 (https://doi.org/10.6028/NIST.SP.800-132). Primary source (https://csrc.nist.gov/pubs/sp/800/132/final).</w:t>
       </w:r>
     </w:p>
     <w:p>

--- a/paper/submission/full_paper.docx
+++ b/paper/submission/full_paper.docx
@@ -125,7 +125,7 @@
     <w:p>
       <w:pPr/>
       <w:r>
-        <w:t>Recovery and stopping are already explicit research objects. Hell or High Water tests whether agents find alternative paths after external failure [8], and ReflecTool Bench studies error recognition and correction during tool use [15]. AgentAbstain studies when to abstain before or during execution in paired executable tasks [9]; work on false success and evidence carrying termination compares a final claim with external state or recorded support [10, 11]. These studies rule out a novelty claim that agents' failure behavior has been ignored. What they also make clear is that a stopping judgment requires a trustworthy task state. Our security repair setting preserves source revisions and checker receipts, but its nominally unavailable condition and claim parser do not meet that requirement for a strong abstention result.</w:t>
+        <w:t>Recovery and stopping are already explicit research objects. Hell or High Water tests whether agents find alternative paths after external failure [8], and ReflecTool Bench studies error recognition and correction during tool use [15]. AgentAbstain studies when to abstain before or during execution in paired executable tasks [9]; work on false success and evidence carrying termination compares a final claim with external state or recorded support [10, 11]. FixedBench studies already-resolved coding tasks and reports unnecessary code changes, a related action-bias setting without false security-check verdicts [26]. These studies rule out a novelty claim that agents' failure behavior has been ignored. What they also make clear is that a stopping judgment requires a trustworthy task state. Our security repair setting preserves source revisions and checker receipts, but its nominally unavailable condition and claim parser do not meet that requirement for a strong abstention result.</w:t>
       </w:r>
     </w:p>
     <w:p>
@@ -145,7 +145,7 @@
     <w:p>
       <w:pPr/>
       <w:r>
-        <w:t>Evaluator defects are an established concern in coding-agent research. SWE-Bench+ identifies solution leakage and weak tests among examined SWE-bench successes [23]. PatchBench shows that proof-of-concept-only validation can overstate vulnerability-patching success when a patch suppresses a crash without fixing the root cause [24]. In a different agentic-security setting, Shaw audits an indirect-prompt-injection harness and finds payload-delivery, scoring, false-rejection, and trace-persistence defects [25]. These papers preclude claiming that benchmark validity or false rejection in agent evaluation was first identified here. Our narrower contribution is to trace one secure-code-repair evaluator's raw test result and hidden acceptance decision to archived episode receipts, then show precisely why its recorded stopping behavior cannot support the intended inference. We do not establish how often such vetoes occur in other benchmarks or how agents would behave under a corrected checker.</w:t>
+        <w:t>Evaluator defects are an established concern in coding-agent research. SWE-Bench+ identifies solution leakage and weak tests among examined SWE-bench successes [23]. PatchBench shows that proof-of-concept-only validation can overstate vulnerability-patching success when a patch suppresses a crash without fixing the root cause [24]. In a different agentic-security setting, Shaw audits an indirect-prompt-injection harness and finds payload-delivery, scoring, false-rejection, and trace-persistence defects [25]. A recent oracle-integrity audit shows that correcting evaluator state can substantially change measured benchmark success [27]. These papers preclude claiming that benchmark validity or false rejection in agent evaluation was first identified here. Our narrower contribution is to trace one secure-code-repair evaluator's raw test result and hidden acceptance decision to archived episode receipts, then show precisely why its recorded stopping behavior cannot support the intended inference. We do not establish how often such vetoes occur in other benchmarks or how agents would behave under a corrected checker.</w:t>
       </w:r>
     </w:p>
     <w:p>
@@ -2512,7 +2512,7 @@
     <w:p>
       <w:pPr/>
       <w:r>
-        <w:t>[3] N. Shinn, F. Cassano, A. Gopinath, K. Narasimhan, and S. Yao, “Reflexion: Language Agents with Verbal Reinforcement Learning,” NeurIPS, 2023. DOI: 10.52202/075280-0377 (https://doi.org/10.52202/075280-0377). Primary source (https://papers.nips.cc/paper_files/paper/2023/hash/1b44b878bb782e6954cd888628510e90-Abstract-Conference.html).</w:t>
+        <w:t>[3] N. Shinn, F. Cassano, E. Berman, A. Gopinath, K. Narasimhan, and S. Yao, “Reflexion: Language Agents with Verbal Reinforcement Learning,” NeurIPS, 2023. DOI: 10.52202/075280-0377 (https://doi.org/10.52202/075280-0377). Primary source (https://papers.nips.cc/paper_files/paper/2023/hash/1b44b878bb782e6954cd888628510e90-Abstract-Conference.html).</w:t>
       </w:r>
     </w:p>
     <w:p>
@@ -2645,6 +2645,18 @@
       <w:pPr/>
       <w:r>
         <w:t>[25] A. Shaw, “Silent Failures in Agentic Security Evaluation: A Validated Harness for Tool-Call Mediation Under Indirect Prompt Injection,” arXiv preprint, 2026. Primary source (https://arxiv.org/abs/2609.32691).</w:t>
+      </w:r>
+    </w:p>
+    <w:p>
+      <w:pPr/>
+      <w:r>
+        <w:t>[26] T. Gloaguen et al., “Coding Agents Don't Know When to Act,” arXiv preprint, 2026. Primary source (https://arxiv.org/abs/2605.07769).</w:t>
+      </w:r>
+    </w:p>
+    <w:p>
+      <w:pPr/>
+      <w:r>
+        <w:t>[27] J. Chen, “When Agent Evaluation Becomes Unreliable: An Empirical Study of Oracle Failures and Configuration-Dependent Measurement in an LLM Agent Benchmark,” arXiv preprint, 2026. Primary source (https://arxiv.org/abs/2610.16067).</w:t>
       </w:r>
     </w:p>
     <w:sectPr>

--- a/paper/submission/full_paper.docx
+++ b/paper/submission/full_paper.docx
@@ -7,7 +7,7 @@
         <w:pStyle w:val="Title"/>
       </w:pPr>
       <w:r>
-        <w:t>When the Tests Pass but the Benchmark Says No: Auditing Agent Persistence in Security Repair</w:t>
+        <w:t>The Tests Passed. The Benchmark Said No: A Hidden Veto in AI Security Repair</w:t>
       </w:r>
     </w:p>
     <w:p>
@@ -39,7 +39,7 @@
     <w:p>
       <w:pPr/>
       <w:r>
-        <w:t>When should a coding agent stop trying to repair a security failure? That depends on whether the checker reports a fixable defect. We audited a local qwen3:4b study of small cryptographic and web programs: five families crossed nominal repairability, feedback detail, and fixed guidance in 40 main episodes. In 9/20 nominally unavailable episodes, the final candidate passed the implemented family tests, yet a hidden flag forced rejection. The agent submitted another candidate after visible failure in 24/28 main episodes. None of 81 per-action records preserves the raw test result, so the moment of test–gate disagreement cannot be located. Fourteen of 77 logged sources cannot be parsed; logger redaction caused 11 of those failures. Among 25 adjacent pairs with parseable source, 17 changed called API inventory, which does not establish a security strategy change. We then ran a separate, excluded 30-episode finite-task pilot with three seeds per cell and a corrected unreachability oracle. Truthful contradiction feedback did not reduce submissions relative to generic failure in six matched blocks. One selected secure-candidate continuation ended after one decision under truthful PASS but used three decisions and another submission under false FAIL. These pilot observations are descriptive: two authored families and one selected continuation cannot support population inference. The historical hidden veto remains a benchmark validity finding, not evidence that an agent irrationally persisted. Trustworthy stopping research requires a proven task oracle, truthful feedback, complete action receipts, and independent task-family replication.</w:t>
+        <w:t>In 9 of 20 runs labeled “unavailable,” an AI coding agent's final submission passed the benchmark's implemented tests, yet a hidden rule rejected it. We audited 40 completed repair episodes of a local qwen3:4b agent across five small cryptographic and web task families, crossed by nominal repairability, feedback detail, and fixed contextual guidance. The agent submitted another candidate after visible failure in 24 of 28 episodes with such feedback. But none of 81 per-action receipts preserves the underlying test result, so we cannot tell whether those revisions followed code that had already passed the tests. The nine final test–verdict disagreements expose a defect in what this benchmark measures; they do not prove that the code was generally secure or that the agent irrationally persisted. We also analyzed source changes and ran a separate, excluded 30-episode pilot with a bounded corrected oracle. Among 25 parseable adjacent source pairs, 17 changed called API inventory, a structural observation rather than evidence of a new security strategy. In the pilot, truthful impossibility feedback did not reduce submissions relative to generic failure in six matched blocks. One selected fork from the same agent-generated secure candidate ended after a truthful PASS but produced an oracle-insecure candidate after false FAIL. This single pilot pair is not a population estimate. To study stopping causally, future work needs independently validated task semantics, matched feedback interventions, complete action-level test receipts, and replication across families.</w:t>
       </w:r>
     </w:p>
     <w:p>
@@ -59,7 +59,7 @@
     <w:p>
       <w:pPr/>
       <w:r>
-        <w:t>How many attempts should a coding agent make after a security checker says no? Counting attempts is easy; deciding whether the agent should have stopped requires knowing what “no” means. In the completed study examined here, nine final candidates passed the family tests but received a public failure because an unrevealed flag vetoed acceptance. The resulting trace can resemble an agent refusing to give up, even though the reported feedback does not identify a code change that would succeed. A hidden veto makes apparent persistence an ambiguous measurement.</w:t>
+        <w:t>Nine of the twenty final submissions in runs labeled “unavailable” passed the benchmark's implemented family tests. Yet the benchmark said FAIL: a hidden flag vetoed acceptance. That is a problem for anyone trying to measure whether an AI coding agent knows when to stop. It does not establish that the code was secure in general, or that a passing raw test preceded any particular revision; the preserved per-action records do not contain those raw results. The benchmark's final label and its own finite test result diverged, making apparent persistence an ambiguous measurement.</w:t>
       </w:r>
     </w:p>
     <w:p>

--- a/paper/submission/full_paper.docx
+++ b/paper/submission/full_paper.docx
@@ -1537,7 +1537,7 @@
     <w:p>
       <w:pPr/>
       <w:r>
-        <w:t>The main stop log contains 38 AGENT_SELF_TERMINATION, one BUDGET_STOP, and one TIMEOUT. Four of 40 episodes crossed the nominal 900 second boundary before the logged stop: three carry a self-termination label, and the fourth (slot 22) carries TIMEOUT although an agent-authored terminate call appears at about 909.5 seconds. The runner recorded that timeout at about 911.7 seconds. Thus the labels summarize runtime bookkeeping, not a clean contrast between voluntary stopping and forced interruption. The median elapsed time is 647.4 seconds per main episode (range of actions: two to six). The R median is 431.9 seconds and the U median is 728.2 seconds; the different failure exposure and artificial U veto make this a descriptive time contrast. The single budget stop occurred in a U episode; the single timeout in an R episode. Figure 4 shows the recorded labels.</w:t>
+        <w:t>The main stop log contains 38 AGENT_SELF_TERMINATION, one BUDGET_STOP, and one TIMEOUT. Four of 40 episodes crossed the nominal 900 second boundary before the logged stop: three carry a self-termination label, and the fourth (slot 22) carries TIMEOUT although an agent-authored terminate call appears at about 909.5 seconds. The runner logged the STOP event at about 911.7 seconds and RUN_FINISHED at 913.4 seconds. Thus the labels summarize runtime bookkeeping, not a clean contrast between voluntary stopping and forced interruption. The median elapsed time is 647.4 seconds per main episode (range of actions: two to six). The R median is 431.9 seconds and the U median is 728.2 seconds; the different failure exposure and artificial U veto make this a descriptive time contrast. The single budget stop occurred in a U episode; the single timeout in an R episode. Figure 4 shows the recorded labels.</w:t>
       </w:r>
     </w:p>
     <w:p>
@@ -1685,7 +1685,7 @@
         <w:ind w:left="360"/>
       </w:pPr>
       <w:r>
-        <w:t>4. Key derivation, weak feedback, guidance off (slot 22). The agent received several failures, then a passing candidate on the fifth tool step; the episode terminated by timeout at 913.4 seconds. Thus source acceptance and normal completion disagree. The logged final source also fails the exact executed source hash check, so the public source text cannot support a perfect final replay.</w:t>
+        <w:t>4. Key derivation, weak feedback, guidance off (slot 22). The agent received several failures, then a passing candidate on the fifth tool step; the runner logged TIMEOUT and finished the episode at 913.4 seconds. Thus source acceptance and normal completion disagree. The logged final source also fails the exact executed source hash check, so the public source text cannot support a perfect final replay.</w:t>
       </w:r>
     </w:p>
     <w:p>
@@ -2512,7 +2512,7 @@
     <w:p>
       <w:pPr/>
       <w:r>
-        <w:t>[3] N. Shinn, F. Cassano, E. Berman, A. Gopinath, K. Narasimhan, and S. Yao, “Reflexion: Language Agents with Verbal Reinforcement Learning,” NeurIPS, 2023. DOI: 10.52202/075280-0377 (https://doi.org/10.52202/075280-0377). Primary source (https://papers.nips.cc/paper_files/paper/2023/hash/1b44b878bb782e6954cd888628510e90-Abstract-Conference.html).</w:t>
+        <w:t>[3] N. Shinn, F. Cassano, A. Gopinath, K. Narasimhan, and S. Yao, “Reflexion: Language Agents with Verbal Reinforcement Learning,” NeurIPS, 2023. DOI: 10.52202/075280-0377 (https://doi.org/10.52202/075280-0377). Primary source (https://papers.nips.cc/paper_files/paper/2023/hash/1b44b878bb782e6954cd888628510e90-Abstract-Conference.html).</w:t>
       </w:r>
     </w:p>
     <w:p>
